--- a/generated/docx/299c1d5574ae.docx
+++ b/generated/docx/299c1d5574ae.docx
@@ -6,21 +6,25 @@
       <w:pPr>
         <w:pStyle w:val="Title"/>
         <w:bidi/>
-      </w:pPr>
-      <w:r>
-        <w:rPr>
+        <w:jc w:val="right"/>
+      </w:pPr>
+      <w:r>
+        <w:rPr>
+          <w:rFonts w:cs="Tahoma" w:ascii="Tahoma" w:hAnsi="Tahoma"/>
           <w:rtl/>
         </w:rPr>
         <w:t xml:space="preserve">سازهٔ</w:t>
       </w:r>
       <w:r>
         <w:rPr>
+          <w:rFonts w:cs="Tahoma" w:ascii="Tahoma" w:hAnsi="Tahoma"/>
           <w:rtl/>
         </w:rPr>
         <w:t xml:space="preserve"> </w:t>
       </w:r>
       <w:r>
         <w:rPr>
+          <w:rFonts w:cs="Tahoma" w:ascii="Tahoma" w:hAnsi="Tahoma"/>
           <w:rtl/>
         </w:rPr>
         <w:t xml:space="preserve">پایه</w:t>
@@ -29,9 +33,11 @@
     <w:p>
       <w:pPr>
         <w:bidi/>
-      </w:pPr>
-      <w:r>
-        <w:rPr>
+        <w:jc w:val="right"/>
+      </w:pPr>
+      <w:r>
+        <w:rPr>
+          <w:rFonts w:cs="Tahoma" w:ascii="Tahoma" w:hAnsi="Tahoma"/>
           <w:rtl/>
           <w:bCs/>
           <w:b/>
@@ -40,24 +46,28 @@
       </w:r>
       <w:r>
         <w:rPr>
+          <w:rFonts w:cs="Tahoma" w:ascii="Tahoma" w:hAnsi="Tahoma"/>
           <w:rtl/>
         </w:rPr>
         <w:t xml:space="preserve"> </w:t>
       </w:r>
       <w:r>
         <w:rPr>
+          <w:rFonts w:cs="Tahoma" w:ascii="Tahoma" w:hAnsi="Tahoma"/>
           <w:rtl/>
         </w:rPr>
         <w:t xml:space="preserve">سالن ضرورت جهاد تبیین | ایستگاه دوم</w:t>
       </w:r>
       <w:r>
         <w:rPr>
-          <w:rtl/>
-        </w:rPr>
-        <w:t xml:space="preserve"> </w:t>
-      </w:r>
-      <w:r>
-        <w:rPr>
+          <w:rFonts w:cs="Tahoma" w:ascii="Tahoma" w:hAnsi="Tahoma"/>
+          <w:rtl/>
+        </w:rPr>
+        <w:br/>
+      </w:r>
+      <w:r>
+        <w:rPr>
+          <w:rFonts w:cs="Tahoma" w:ascii="Tahoma" w:hAnsi="Tahoma"/>
           <w:rtl/>
           <w:bCs/>
           <w:b/>
@@ -66,24 +76,28 @@
       </w:r>
       <w:r>
         <w:rPr>
+          <w:rFonts w:cs="Tahoma" w:ascii="Tahoma" w:hAnsi="Tahoma"/>
           <w:rtl/>
         </w:rPr>
         <w:t xml:space="preserve"> </w:t>
       </w:r>
       <w:r>
         <w:rPr>
+          <w:rFonts w:cs="Tahoma" w:ascii="Tahoma" w:hAnsi="Tahoma"/>
           <w:rtl/>
         </w:rPr>
         <w:t xml:space="preserve">۱ مثل یک عکس ساده ●</w:t>
       </w:r>
       <w:r>
         <w:rPr>
+          <w:rFonts w:cs="Tahoma" w:ascii="Tahoma" w:hAnsi="Tahoma"/>
           <w:rtl/>
         </w:rPr>
         <w:t xml:space="preserve"> </w:t>
       </w:r>
       <w:r>
         <w:rPr>
+          <w:rFonts w:cs="Tahoma" w:ascii="Tahoma" w:hAnsi="Tahoma"/>
           <w:rtl/>
           <w:bCs/>
           <w:b/>
@@ -92,12 +106,14 @@
       </w:r>
       <w:r>
         <w:rPr>
+          <w:rFonts w:cs="Tahoma" w:ascii="Tahoma" w:hAnsi="Tahoma"/>
           <w:rtl/>
         </w:rPr>
         <w:t xml:space="preserve"> </w:t>
       </w:r>
       <w:r>
         <w:rPr>
+          <w:rFonts w:cs="Tahoma" w:ascii="Tahoma" w:hAnsi="Tahoma"/>
           <w:rtl/>
         </w:rPr>
         <w:t xml:space="preserve">● ۳ صد دلیل ● ۴ در میانهٔ جنگ تبلیغاتی</w:t>
@@ -106,9 +122,11 @@
     <w:p>
       <w:pPr>
         <w:bidi/>
-      </w:pPr>
-      <w:r>
-        <w:rPr>
+        <w:jc w:val="both"/>
+      </w:pPr>
+      <w:r>
+        <w:rPr>
+          <w:rFonts w:cs="Tahoma" w:ascii="Tahoma" w:hAnsi="Tahoma"/>
           <w:rtl/>
         </w:rPr>
         <w:t xml:space="preserve">هر نقطه: شماره + تیتر + نقل امام شهید (رضوان‌الله‌علیه) + سطر ریز منبع.</w:t>
@@ -119,9 +137,11 @@
       <w:pPr>
         <w:pStyle w:val="Heading3"/>
         <w:bidi/>
-      </w:pPr>
-      <w:r>
-        <w:rPr>
+        <w:jc w:val="right"/>
+      </w:pPr>
+      <w:r>
+        <w:rPr>
+          <w:rFonts w:cs="Tahoma" w:ascii="Tahoma" w:hAnsi="Tahoma"/>
           <w:rtl/>
         </w:rPr>
         <w:t xml:space="preserve">پنل ورودی</w:t>
@@ -130,9 +150,11 @@
     <w:p>
       <w:pPr>
         <w:bidi/>
-      </w:pPr>
-      <w:r>
-        <w:rPr>
+        <w:jc w:val="both"/>
+      </w:pPr>
+      <w:r>
+        <w:rPr>
+          <w:rFonts w:cs="Tahoma" w:ascii="Tahoma" w:hAnsi="Tahoma"/>
           <w:rtl/>
           <w:bCs/>
           <w:b/>
@@ -143,9 +165,11 @@
     <w:p>
       <w:pPr>
         <w:bidi/>
-      </w:pPr>
-      <w:r>
-        <w:rPr>
+        <w:jc w:val="both"/>
+      </w:pPr>
+      <w:r>
+        <w:rPr>
+          <w:rFonts w:cs="Tahoma" w:ascii="Tahoma" w:hAnsi="Tahoma"/>
           <w:rtl/>
         </w:rPr>
         <w:t xml:space="preserve">نوزدهم بهمن ۱۴۰۰، امام شهید (رضوان‌الله‌علیه) جهاد تبیین را «یک فریضهٔ قطعی و یک فریضهٔ فوری» خواند؛ تعبیری که پیش از آن برای کمتر کاری به کار برده بود.</w:t>
@@ -154,9 +178,11 @@
     <w:p>
       <w:pPr>
         <w:bidi/>
-      </w:pPr>
-      <w:r>
-        <w:rPr>
+        <w:jc w:val="both"/>
+      </w:pPr>
+      <w:r>
+        <w:rPr>
+          <w:rFonts w:cs="Tahoma" w:ascii="Tahoma" w:hAnsi="Tahoma"/>
           <w:rtl/>
         </w:rPr>
         <w:t xml:space="preserve">آن روزها، روزهای عجیبی بود. کرونا هنوز جان می‌گرفت؛ فشار حداکثری بر سفرهٔ مردم سنگینی می‌کرد و گرانی و تورم زندگی را تنگ کرده بود. در همان روزها، همین ملت واکسن کرونا را خودش ساخته بود و تلفات روزانه را از صدها نفر به چند نفر رسانده بود؛ ماهواره به مدار فرستاده بود؛ و آمریکایی‌ها به زبان خودشان اعتراف کرده بودند که فشار حداکثری شکست خورده است. حرفی در دست داشتیم که دنیای سرخورده از مکتب‌های چپ و راست تشنهٔ آن بود؛ اما به تعبیر خود ایشان، در روایت همین داشته‌ها ضعیف بودیم.</w:t>
@@ -165,9 +191,11 @@
     <w:p>
       <w:pPr>
         <w:bidi/>
-      </w:pPr>
-      <w:r>
-        <w:rPr>
+        <w:jc w:val="both"/>
+      </w:pPr>
+      <w:r>
+        <w:rPr>
+          <w:rFonts w:cs="Tahoma" w:ascii="Tahoma" w:hAnsi="Tahoma"/>
           <w:rtl/>
         </w:rPr>
         <w:t xml:space="preserve">در چنین روزهایی، این حکم صادر شد.</w:t>
@@ -176,9 +204,11 @@
     <w:p>
       <w:pPr>
         <w:bidi/>
-      </w:pPr>
-      <w:r>
-        <w:rPr>
+        <w:jc w:val="both"/>
+      </w:pPr>
+      <w:r>
+        <w:rPr>
+          <w:rFonts w:cs="Tahoma" w:ascii="Tahoma" w:hAnsi="Tahoma"/>
           <w:rtl/>
           <w:bCs/>
           <w:b/>
@@ -189,16 +219,26 @@
     <w:p>
       <w:pPr>
         <w:bidi/>
-      </w:pPr>
-      <w:r>
-        <w:rPr>
+        <w:jc w:val="both"/>
+      </w:pPr>
+      <w:r>
+        <w:rPr>
+          <w:rFonts w:cs="Tahoma" w:ascii="Tahoma" w:hAnsi="Tahoma"/>
           <w:rtl/>
         </w:rPr>
         <w:t xml:space="preserve">امام شهید (رضوان‌الله‌علیه) پاسخ را یک بار نداد؛ سال‌ها و از هجده زاویه به آن بازگشت. این دیوار همان هجده زاویه است.</w:t>
       </w:r>
     </w:p>
     <w:p>
-      <w:r>
+      <w:pPr>
+        <w:bidi/>
+        <w:jc w:val="both"/>
+      </w:pPr>
+      <w:r>
+        <w:rPr>
+          <w:rFonts w:cs="Tahoma" w:ascii="Tahoma" w:hAnsi="Tahoma"/>
+          <w:rtl/>
+        </w:rPr>
         <w:pict>
           <v:rect style="width:0;height:1.5pt" o:hralign="center" o:hrstd="t" o:hr="t"/>
         </w:pict>
@@ -210,9 +250,11 @@
       <w:pPr>
         <w:pStyle w:val="Heading3"/>
         <w:bidi/>
-      </w:pPr>
-      <w:r>
-        <w:rPr>
+        <w:jc w:val="right"/>
+      </w:pPr>
+      <w:r>
+        <w:rPr>
+          <w:rFonts w:cs="Tahoma" w:ascii="Tahoma" w:hAnsi="Tahoma"/>
           <w:rtl/>
         </w:rPr>
         <w:t xml:space="preserve">پردهٔ اول ـ اصل کار ما تبیین است</w:t>
@@ -221,9 +263,11 @@
     <w:p>
       <w:pPr>
         <w:bidi/>
-      </w:pPr>
-      <w:r>
-        <w:rPr>
+        <w:jc w:val="right"/>
+      </w:pPr>
+      <w:r>
+        <w:rPr>
+          <w:rFonts w:cs="Tahoma" w:ascii="Tahoma" w:hAnsi="Tahoma"/>
           <w:rtl/>
           <w:bCs/>
           <w:b/>
@@ -232,24 +276,28 @@
       </w:r>
       <w:r>
         <w:rPr>
-          <w:rtl/>
-        </w:rPr>
-        <w:t xml:space="preserve"> </w:t>
-      </w:r>
-      <w:r>
-        <w:rPr>
+          <w:rFonts w:cs="Tahoma" w:ascii="Tahoma" w:hAnsi="Tahoma"/>
+          <w:rtl/>
+        </w:rPr>
+        <w:br/>
+      </w:r>
+      <w:r>
+        <w:rPr>
+          <w:rFonts w:cs="Tahoma" w:ascii="Tahoma" w:hAnsi="Tahoma"/>
           <w:rtl/>
         </w:rPr>
         <w:t xml:space="preserve">«تبیین اساس کار ما است. ما با ذهن‌ها مواجهیم، با دل‌ها مواجهیم؛ باید دل‌ها قانع بشود. اگر دل‌ها قانع نشد، بدن‌ها به راه نمی‌افتد.»</w:t>
       </w:r>
       <w:r>
         <w:rPr>
-          <w:rtl/>
-        </w:rPr>
-        <w:t xml:space="preserve"> </w:t>
-      </w:r>
-      <w:r>
-        <w:rPr>
+          <w:rFonts w:cs="Tahoma" w:ascii="Tahoma" w:hAnsi="Tahoma"/>
+          <w:rtl/>
+        </w:rPr>
+        <w:br/>
+      </w:r>
+      <w:r>
+        <w:rPr>
+          <w:rFonts w:cs="Tahoma" w:ascii="Tahoma" w:hAnsi="Tahoma"/>
           <w:rtl/>
         </w:rPr>
         <w:t xml:space="preserve">امام شهید • ۱۲ تیر ۱۳۹۵ • دیدار جمعی از دانشجویان</w:t>
@@ -258,9 +306,11 @@
     <w:p>
       <w:pPr>
         <w:bidi/>
-      </w:pPr>
-      <w:r>
-        <w:rPr>
+        <w:jc w:val="right"/>
+      </w:pPr>
+      <w:r>
+        <w:rPr>
+          <w:rFonts w:cs="Tahoma" w:ascii="Tahoma" w:hAnsi="Tahoma"/>
           <w:rtl/>
           <w:bCs/>
           <w:b/>
@@ -269,24 +319,28 @@
       </w:r>
       <w:r>
         <w:rPr>
-          <w:rtl/>
-        </w:rPr>
-        <w:t xml:space="preserve"> </w:t>
-      </w:r>
-      <w:r>
-        <w:rPr>
+          <w:rFonts w:cs="Tahoma" w:ascii="Tahoma" w:hAnsi="Tahoma"/>
+          <w:rtl/>
+        </w:rPr>
+        <w:br/>
+      </w:r>
+      <w:r>
+        <w:rPr>
+          <w:rFonts w:cs="Tahoma" w:ascii="Tahoma" w:hAnsi="Tahoma"/>
           <w:rtl/>
         </w:rPr>
         <w:t xml:space="preserve">«در فهم و در تشخیص باید همه را در نظر گرفت؛ اگر همه فهمیدند، حضور هم تأثیرگذار می‌شود.»</w:t>
       </w:r>
       <w:r>
         <w:rPr>
-          <w:rtl/>
-        </w:rPr>
-        <w:t xml:space="preserve"> </w:t>
-      </w:r>
-      <w:r>
-        <w:rPr>
+          <w:rFonts w:cs="Tahoma" w:ascii="Tahoma" w:hAnsi="Tahoma"/>
+          <w:rtl/>
+        </w:rPr>
+        <w:br/>
+      </w:r>
+      <w:r>
+        <w:rPr>
+          <w:rFonts w:cs="Tahoma" w:ascii="Tahoma" w:hAnsi="Tahoma"/>
           <w:rtl/>
         </w:rPr>
         <w:t xml:space="preserve">امام شهید • اسفند ۱۴۰۱ • دیدار اعضای شورای عالی جهاد سازندگی</w:t>
@@ -295,9 +349,11 @@
     <w:p>
       <w:pPr>
         <w:bidi/>
-      </w:pPr>
-      <w:r>
-        <w:rPr>
+        <w:jc w:val="right"/>
+      </w:pPr>
+      <w:r>
+        <w:rPr>
+          <w:rFonts w:cs="Tahoma" w:ascii="Tahoma" w:hAnsi="Tahoma"/>
           <w:rtl/>
           <w:bCs/>
           <w:b/>
@@ -306,24 +362,28 @@
       </w:r>
       <w:r>
         <w:rPr>
-          <w:rtl/>
-        </w:rPr>
-        <w:t xml:space="preserve"> </w:t>
-      </w:r>
-      <w:r>
-        <w:rPr>
+          <w:rFonts w:cs="Tahoma" w:ascii="Tahoma" w:hAnsi="Tahoma"/>
+          <w:rtl/>
+        </w:rPr>
+        <w:br/>
+      </w:r>
+      <w:r>
+        <w:rPr>
+          <w:rFonts w:cs="Tahoma" w:ascii="Tahoma" w:hAnsi="Tahoma"/>
           <w:rtl/>
         </w:rPr>
         <w:t xml:space="preserve">«در خود و دیگران نهال امید به آینده را پرورش دهید. ترس و نومیدی را از خود و دیگران برانید. این نخستین و ریشه‌ای‌ترین جهاد شما است.»</w:t>
       </w:r>
       <w:r>
         <w:rPr>
-          <w:rtl/>
-        </w:rPr>
-        <w:t xml:space="preserve"> </w:t>
-      </w:r>
-      <w:r>
-        <w:rPr>
+          <w:rFonts w:cs="Tahoma" w:ascii="Tahoma" w:hAnsi="Tahoma"/>
+          <w:rtl/>
+        </w:rPr>
+        <w:br/>
+      </w:r>
+      <w:r>
+        <w:rPr>
+          <w:rFonts w:cs="Tahoma" w:ascii="Tahoma" w:hAnsi="Tahoma"/>
           <w:rtl/>
         </w:rPr>
         <w:t xml:space="preserve">امام شهید • ۲۲ بهمن ۱۳۹۷ • بیانیهٔ گام دوم انقلاب</w:t>
@@ -332,9 +392,11 @@
     <w:p>
       <w:pPr>
         <w:bidi/>
-      </w:pPr>
-      <w:r>
-        <w:rPr>
+        <w:jc w:val="both"/>
+      </w:pPr>
+      <w:r>
+        <w:rPr>
+          <w:rFonts w:cs="Tahoma" w:ascii="Tahoma" w:hAnsi="Tahoma"/>
           <w:rtl/>
           <w:iCs/>
           <w:i/>
@@ -343,7 +405,15 @@
       </w:r>
     </w:p>
     <w:p>
-      <w:r>
+      <w:pPr>
+        <w:bidi/>
+        <w:jc w:val="both"/>
+      </w:pPr>
+      <w:r>
+        <w:rPr>
+          <w:rFonts w:cs="Tahoma" w:ascii="Tahoma" w:hAnsi="Tahoma"/>
+          <w:rtl/>
+        </w:rPr>
         <w:pict>
           <v:rect style="width:0;height:1.5pt" o:hralign="center" o:hrstd="t" o:hr="t"/>
         </w:pict>
@@ -355,9 +425,11 @@
       <w:pPr>
         <w:pStyle w:val="Heading3"/>
         <w:bidi/>
-      </w:pPr>
-      <w:r>
-        <w:rPr>
+        <w:jc w:val="right"/>
+      </w:pPr>
+      <w:r>
+        <w:rPr>
+          <w:rFonts w:cs="Tahoma" w:ascii="Tahoma" w:hAnsi="Tahoma"/>
           <w:rtl/>
         </w:rPr>
         <w:t xml:space="preserve">پردهٔ دوم ـ و حرف نویی داریم که دنیا منتظر آن است</w:t>
@@ -366,9 +438,11 @@
     <w:p>
       <w:pPr>
         <w:bidi/>
-      </w:pPr>
-      <w:r>
-        <w:rPr>
+        <w:jc w:val="right"/>
+      </w:pPr>
+      <w:r>
+        <w:rPr>
+          <w:rFonts w:cs="Tahoma" w:ascii="Tahoma" w:hAnsi="Tahoma"/>
           <w:rtl/>
           <w:bCs/>
           <w:b/>
@@ -377,24 +451,28 @@
       </w:r>
       <w:r>
         <w:rPr>
-          <w:rtl/>
-        </w:rPr>
-        <w:t xml:space="preserve"> </w:t>
-      </w:r>
-      <w:r>
-        <w:rPr>
-          <w:rtl/>
-        </w:rPr>
-        <w:t xml:space="preserve">«در سطح جهان، یک احساس خلأ فکری و نیاز به یک فکر جدید موج می‌زند… حرف نو جا می‌افتد.»</w:t>
-      </w:r>
-      <w:r>
-        <w:rPr>
-          <w:rtl/>
-        </w:rPr>
-        <w:t xml:space="preserve"> </w:t>
-      </w:r>
-      <w:r>
-        <w:rPr>
+          <w:rFonts w:cs="Tahoma" w:ascii="Tahoma" w:hAnsi="Tahoma"/>
+          <w:rtl/>
+        </w:rPr>
+        <w:br/>
+      </w:r>
+      <w:r>
+        <w:rPr>
+          <w:rFonts w:cs="Tahoma" w:ascii="Tahoma" w:hAnsi="Tahoma"/>
+          <w:rtl/>
+        </w:rPr>
+        <w:t xml:space="preserve">«در سطح جهان، یک احساس خلأ فکری و نیاز به یک فکر جدید موج می‌زند... حرف نو جا می‌افتد.»</w:t>
+      </w:r>
+      <w:r>
+        <w:rPr>
+          <w:rFonts w:cs="Tahoma" w:ascii="Tahoma" w:hAnsi="Tahoma"/>
+          <w:rtl/>
+        </w:rPr>
+        <w:br/>
+      </w:r>
+      <w:r>
+        <w:rPr>
+          <w:rFonts w:cs="Tahoma" w:ascii="Tahoma" w:hAnsi="Tahoma"/>
           <w:rtl/>
         </w:rPr>
         <w:t xml:space="preserve">امام شهید • شهریور ۱۳۹۶ • دیدار طلاب حوزهٔ علمیهٔ تهران</w:t>
@@ -403,9 +481,11 @@
     <w:p>
       <w:pPr>
         <w:bidi/>
-      </w:pPr>
-      <w:r>
-        <w:rPr>
+        <w:jc w:val="right"/>
+      </w:pPr>
+      <w:r>
+        <w:rPr>
+          <w:rFonts w:cs="Tahoma" w:ascii="Tahoma" w:hAnsi="Tahoma"/>
           <w:rtl/>
           <w:bCs/>
           <w:b/>
@@ -414,24 +494,28 @@
       </w:r>
       <w:r>
         <w:rPr>
-          <w:rtl/>
-        </w:rPr>
-        <w:t xml:space="preserve"> </w:t>
-      </w:r>
-      <w:r>
-        <w:rPr>
+          <w:rFonts w:cs="Tahoma" w:ascii="Tahoma" w:hAnsi="Tahoma"/>
+          <w:rtl/>
+        </w:rPr>
+        <w:br/>
+      </w:r>
+      <w:r>
+        <w:rPr>
+          <w:rFonts w:cs="Tahoma" w:ascii="Tahoma" w:hAnsi="Tahoma"/>
           <w:rtl/>
         </w:rPr>
         <w:t xml:space="preserve">آمریکایی‌ها که می‌گویند «ایران باید یک کشور عادی شود»، منظورشان این است که جمهوری اسلامی از حرف نو خود، یعنی تلفیق آرای مردم با مبانی دینی، دست بردارد.</w:t>
       </w:r>
       <w:r>
         <w:rPr>
-          <w:rtl/>
-        </w:rPr>
-        <w:t xml:space="preserve"> </w:t>
-      </w:r>
-      <w:r>
-        <w:rPr>
+          <w:rFonts w:cs="Tahoma" w:ascii="Tahoma" w:hAnsi="Tahoma"/>
+          <w:rtl/>
+        </w:rPr>
+        <w:br/>
+      </w:r>
+      <w:r>
+        <w:rPr>
+          <w:rFonts w:cs="Tahoma" w:ascii="Tahoma" w:hAnsi="Tahoma"/>
           <w:rtl/>
         </w:rPr>
         <w:t xml:space="preserve">امام شهید • ۳۰ دی ۱۳۹۸ • دیدار مسئولان حج</w:t>
@@ -440,9 +524,11 @@
     <w:p>
       <w:pPr>
         <w:bidi/>
-      </w:pPr>
-      <w:r>
-        <w:rPr>
+        <w:jc w:val="both"/>
+      </w:pPr>
+      <w:r>
+        <w:rPr>
+          <w:rFonts w:cs="Tahoma" w:ascii="Tahoma" w:hAnsi="Tahoma"/>
           <w:rtl/>
           <w:iCs/>
           <w:i/>
@@ -451,7 +537,15 @@
       </w:r>
     </w:p>
     <w:p>
-      <w:r>
+      <w:pPr>
+        <w:bidi/>
+        <w:jc w:val="both"/>
+      </w:pPr>
+      <w:r>
+        <w:rPr>
+          <w:rFonts w:cs="Tahoma" w:ascii="Tahoma" w:hAnsi="Tahoma"/>
+          <w:rtl/>
+        </w:rPr>
         <w:pict>
           <v:rect style="width:0;height:1.5pt" o:hralign="center" o:hrstd="t" o:hr="t"/>
         </w:pict>
@@ -463,9 +557,11 @@
       <w:pPr>
         <w:pStyle w:val="Heading3"/>
         <w:bidi/>
-      </w:pPr>
-      <w:r>
-        <w:rPr>
+        <w:jc w:val="right"/>
+      </w:pPr>
+      <w:r>
+        <w:rPr>
+          <w:rFonts w:cs="Tahoma" w:ascii="Tahoma" w:hAnsi="Tahoma"/>
           <w:rtl/>
         </w:rPr>
         <w:t xml:space="preserve">پردهٔ سوم ـ و سرنوشت نبرد، در میدان روایت تعیین می‌شود</w:t>
@@ -474,9 +570,11 @@
     <w:p>
       <w:pPr>
         <w:bidi/>
-      </w:pPr>
-      <w:r>
-        <w:rPr>
+        <w:jc w:val="right"/>
+      </w:pPr>
+      <w:r>
+        <w:rPr>
+          <w:rFonts w:cs="Tahoma" w:ascii="Tahoma" w:hAnsi="Tahoma"/>
           <w:rtl/>
           <w:bCs/>
           <w:b/>
@@ -485,24 +583,28 @@
       </w:r>
       <w:r>
         <w:rPr>
-          <w:rtl/>
-        </w:rPr>
-        <w:t xml:space="preserve"> </w:t>
-      </w:r>
-      <w:r>
-        <w:rPr>
+          <w:rFonts w:cs="Tahoma" w:ascii="Tahoma" w:hAnsi="Tahoma"/>
+          <w:rtl/>
+        </w:rPr>
+        <w:br/>
+      </w:r>
+      <w:r>
+        <w:rPr>
+          <w:rFonts w:cs="Tahoma" w:ascii="Tahoma" w:hAnsi="Tahoma"/>
           <w:rtl/>
         </w:rPr>
         <w:t xml:space="preserve">«تسلط بر مغزها برای دشمن خیلی باارزش‌تر از تسلط بر سرزمین‌ها است. اگر مغز یک ملتی را توانستند تصرف کنند، آن ملت سرزمین خودش را دودستی به دشمن تقدیم می‌کند.»</w:t>
       </w:r>
       <w:r>
         <w:rPr>
-          <w:rtl/>
-        </w:rPr>
-        <w:t xml:space="preserve"> </w:t>
-      </w:r>
-      <w:r>
-        <w:rPr>
+          <w:rFonts w:cs="Tahoma" w:ascii="Tahoma" w:hAnsi="Tahoma"/>
+          <w:rtl/>
+        </w:rPr>
+        <w:br/>
+      </w:r>
+      <w:r>
+        <w:rPr>
+          <w:rFonts w:cs="Tahoma" w:ascii="Tahoma" w:hAnsi="Tahoma"/>
           <w:rtl/>
         </w:rPr>
         <w:t xml:space="preserve">امام شهید • ۵ آذر ۱۴۰۱ • دیدار بسیجیان</w:t>
@@ -511,9 +613,11 @@
     <w:p>
       <w:pPr>
         <w:bidi/>
-      </w:pPr>
-      <w:r>
-        <w:rPr>
+        <w:jc w:val="right"/>
+      </w:pPr>
+      <w:r>
+        <w:rPr>
+          <w:rFonts w:cs="Tahoma" w:ascii="Tahoma" w:hAnsi="Tahoma"/>
           <w:rtl/>
           <w:bCs/>
           <w:b/>
@@ -522,24 +626,28 @@
       </w:r>
       <w:r>
         <w:rPr>
-          <w:rtl/>
-        </w:rPr>
-        <w:t xml:space="preserve"> </w:t>
-      </w:r>
-      <w:r>
-        <w:rPr>
+          <w:rFonts w:cs="Tahoma" w:ascii="Tahoma" w:hAnsi="Tahoma"/>
+          <w:rtl/>
+        </w:rPr>
+        <w:br/>
+      </w:r>
+      <w:r>
+        <w:rPr>
+          <w:rFonts w:cs="Tahoma" w:ascii="Tahoma" w:hAnsi="Tahoma"/>
           <w:rtl/>
         </w:rPr>
         <w:t xml:space="preserve">«امیرالمؤمنین در هیچ درگیری نظامی مغلوب نشد»؛ اما دشمن با فریب یارانش، آن حضرت را از هدف بازداشت. «کار دست مردم است؛ ولیّ خدا بدون کمک مردم که کاری نمی‌تواند بکند.»</w:t>
       </w:r>
       <w:r>
         <w:rPr>
-          <w:rtl/>
-        </w:rPr>
-        <w:t xml:space="preserve"> </w:t>
-      </w:r>
-      <w:r>
-        <w:rPr>
+          <w:rFonts w:cs="Tahoma" w:ascii="Tahoma" w:hAnsi="Tahoma"/>
+          <w:rtl/>
+        </w:rPr>
+        <w:br/>
+      </w:r>
+      <w:r>
+        <w:rPr>
+          <w:rFonts w:cs="Tahoma" w:ascii="Tahoma" w:hAnsi="Tahoma"/>
           <w:rtl/>
         </w:rPr>
         <w:t xml:space="preserve">امام شهید • ۱۳ دی ۱۴۰۴ • میلاد امیرالمؤمنین (ع) و سالگرد شهید سلیمانی</w:t>
@@ -548,9 +656,11 @@
     <w:p>
       <w:pPr>
         <w:bidi/>
-      </w:pPr>
-      <w:r>
-        <w:rPr>
+        <w:jc w:val="right"/>
+      </w:pPr>
+      <w:r>
+        <w:rPr>
+          <w:rFonts w:cs="Tahoma" w:ascii="Tahoma" w:hAnsi="Tahoma"/>
           <w:rtl/>
           <w:bCs/>
           <w:b/>
@@ -559,24 +669,28 @@
       </w:r>
       <w:r>
         <w:rPr>
-          <w:rtl/>
-        </w:rPr>
-        <w:t xml:space="preserve"> </w:t>
-      </w:r>
-      <w:r>
-        <w:rPr>
+          <w:rFonts w:cs="Tahoma" w:ascii="Tahoma" w:hAnsi="Tahoma"/>
+          <w:rtl/>
+        </w:rPr>
+        <w:br/>
+      </w:r>
+      <w:r>
+        <w:rPr>
+          <w:rFonts w:cs="Tahoma" w:ascii="Tahoma" w:hAnsi="Tahoma"/>
           <w:rtl/>
         </w:rPr>
         <w:t xml:space="preserve">«امروز پیروزی یک طرف را توانایی او در گرفتن و رساندن پیام و روایت او از واقعیت، رقم می‌زند؛ بسیار پیش و بیش از آنکه ابزارهای نظامی وارد میدان شوند و در آن اثر بگذارند.»</w:t>
       </w:r>
       <w:r>
         <w:rPr>
-          <w:rtl/>
-        </w:rPr>
-        <w:t xml:space="preserve"> </w:t>
-      </w:r>
-      <w:r>
-        <w:rPr>
+          <w:rFonts w:cs="Tahoma" w:ascii="Tahoma" w:hAnsi="Tahoma"/>
+          <w:rtl/>
+        </w:rPr>
+        <w:br/>
+      </w:r>
+      <w:r>
+        <w:rPr>
+          <w:rFonts w:cs="Tahoma" w:ascii="Tahoma" w:hAnsi="Tahoma"/>
           <w:rtl/>
         </w:rPr>
         <w:t xml:space="preserve">امام شهید • ۱۱ دی ۱۴۰۳ • پیام به نشست افق تحول رسانهٔ ملی</w:t>
@@ -585,9 +699,11 @@
     <w:p>
       <w:pPr>
         <w:bidi/>
-      </w:pPr>
-      <w:r>
-        <w:rPr>
+        <w:jc w:val="right"/>
+      </w:pPr>
+      <w:r>
+        <w:rPr>
+          <w:rFonts w:cs="Tahoma" w:ascii="Tahoma" w:hAnsi="Tahoma"/>
           <w:rtl/>
           <w:bCs/>
           <w:b/>
@@ -596,24 +712,28 @@
       </w:r>
       <w:r>
         <w:rPr>
-          <w:rtl/>
-        </w:rPr>
-        <w:t xml:space="preserve"> </w:t>
-      </w:r>
-      <w:r>
-        <w:rPr>
+          <w:rFonts w:cs="Tahoma" w:ascii="Tahoma" w:hAnsi="Tahoma"/>
+          <w:rtl/>
+        </w:rPr>
+        <w:br/>
+      </w:r>
+      <w:r>
+        <w:rPr>
+          <w:rFonts w:cs="Tahoma" w:ascii="Tahoma" w:hAnsi="Tahoma"/>
           <w:rtl/>
         </w:rPr>
         <w:t xml:space="preserve">«فضای مجازی یک مرحلهٔ تمدنی جدید ایجاد می‌کند؛ مانند انقلاب صنعتی»؛ و در این دنیای تازه، دست برتر با صاحب محتواست.</w:t>
       </w:r>
       <w:r>
         <w:rPr>
-          <w:rtl/>
-        </w:rPr>
-        <w:t xml:space="preserve"> </w:t>
-      </w:r>
-      <w:r>
-        <w:rPr>
+          <w:rFonts w:cs="Tahoma" w:ascii="Tahoma" w:hAnsi="Tahoma"/>
+          <w:rtl/>
+        </w:rPr>
+        <w:br/>
+      </w:r>
+      <w:r>
+        <w:rPr>
+          <w:rFonts w:cs="Tahoma" w:ascii="Tahoma" w:hAnsi="Tahoma"/>
           <w:rtl/>
         </w:rPr>
         <w:t xml:space="preserve">امام شهید • بهمن ۱۳۹۶ • دیدار اعضای شورای عالی فضای مجازی</w:t>
@@ -622,9 +742,11 @@
     <w:p>
       <w:pPr>
         <w:bidi/>
-      </w:pPr>
-      <w:r>
-        <w:rPr>
+        <w:jc w:val="both"/>
+      </w:pPr>
+      <w:r>
+        <w:rPr>
+          <w:rFonts w:cs="Tahoma" w:ascii="Tahoma" w:hAnsi="Tahoma"/>
           <w:rtl/>
           <w:iCs/>
           <w:i/>
@@ -633,7 +755,15 @@
       </w:r>
     </w:p>
     <w:p>
-      <w:r>
+      <w:pPr>
+        <w:bidi/>
+        <w:jc w:val="both"/>
+      </w:pPr>
+      <w:r>
+        <w:rPr>
+          <w:rFonts w:cs="Tahoma" w:ascii="Tahoma" w:hAnsi="Tahoma"/>
+          <w:rtl/>
+        </w:rPr>
         <w:pict>
           <v:rect style="width:0;height:1.5pt" o:hralign="center" o:hrstd="t" o:hr="t"/>
         </w:pict>
@@ -645,9 +775,11 @@
       <w:pPr>
         <w:pStyle w:val="Heading3"/>
         <w:bidi/>
-      </w:pPr>
-      <w:r>
-        <w:rPr>
+        <w:jc w:val="right"/>
+      </w:pPr>
+      <w:r>
+        <w:rPr>
+          <w:rFonts w:cs="Tahoma" w:ascii="Tahoma" w:hAnsi="Tahoma"/>
           <w:rtl/>
         </w:rPr>
         <w:t xml:space="preserve">پردهٔ چهارم ـ و پای سفره و خیابان ما در میان است</w:t>
@@ -656,9 +788,11 @@
     <w:p>
       <w:pPr>
         <w:bidi/>
-      </w:pPr>
-      <w:r>
-        <w:rPr>
+        <w:jc w:val="right"/>
+      </w:pPr>
+      <w:r>
+        <w:rPr>
+          <w:rFonts w:cs="Tahoma" w:ascii="Tahoma" w:hAnsi="Tahoma"/>
           <w:rtl/>
           <w:bCs/>
           <w:b/>
@@ -667,24 +801,28 @@
       </w:r>
       <w:r>
         <w:rPr>
-          <w:rtl/>
-        </w:rPr>
-        <w:t xml:space="preserve"> </w:t>
-      </w:r>
-      <w:r>
-        <w:rPr>
+          <w:rFonts w:cs="Tahoma" w:ascii="Tahoma" w:hAnsi="Tahoma"/>
+          <w:rtl/>
+        </w:rPr>
+        <w:br/>
+      </w:r>
+      <w:r>
+        <w:rPr>
+          <w:rFonts w:cs="Tahoma" w:ascii="Tahoma" w:hAnsi="Tahoma"/>
           <w:rtl/>
         </w:rPr>
         <w:t xml:space="preserve">«اگر جریان تحریف شکست بخورد، جریان تحریم قطعاً شکست خواهد خورد؛ زیرا که عرصه، عرصهٔ جنگ اراده‌ها است.»</w:t>
       </w:r>
       <w:r>
         <w:rPr>
-          <w:rtl/>
-        </w:rPr>
-        <w:t xml:space="preserve"> </w:t>
-      </w:r>
-      <w:r>
-        <w:rPr>
+          <w:rFonts w:cs="Tahoma" w:ascii="Tahoma" w:hAnsi="Tahoma"/>
+          <w:rtl/>
+        </w:rPr>
+        <w:br/>
+      </w:r>
+      <w:r>
+        <w:rPr>
+          <w:rFonts w:cs="Tahoma" w:ascii="Tahoma" w:hAnsi="Tahoma"/>
           <w:rtl/>
         </w:rPr>
         <w:t xml:space="preserve">امام شهید • ۱۰ مرداد ۱۳۹۹ • سخنرانی تلویزیونی عید قربان</w:t>
@@ -693,9 +831,11 @@
     <w:p>
       <w:pPr>
         <w:bidi/>
-      </w:pPr>
-      <w:r>
-        <w:rPr>
+        <w:jc w:val="right"/>
+      </w:pPr>
+      <w:r>
+        <w:rPr>
+          <w:rFonts w:cs="Tahoma" w:ascii="Tahoma" w:hAnsi="Tahoma"/>
           <w:rtl/>
           <w:bCs/>
           <w:b/>
@@ -704,24 +844,28 @@
       </w:r>
       <w:r>
         <w:rPr>
-          <w:rtl/>
-        </w:rPr>
-        <w:t xml:space="preserve"> </w:t>
-      </w:r>
-      <w:r>
-        <w:rPr>
+          <w:rFonts w:cs="Tahoma" w:ascii="Tahoma" w:hAnsi="Tahoma"/>
+          <w:rtl/>
+        </w:rPr>
+        <w:br/>
+      </w:r>
+      <w:r>
+        <w:rPr>
+          <w:rFonts w:cs="Tahoma" w:ascii="Tahoma" w:hAnsi="Tahoma"/>
           <w:rtl/>
         </w:rPr>
         <w:t xml:space="preserve">«وسوسه‌ای را که روی آن جوان یا نوجوان اثر می‌گذارد، چه می‌تواند برطرف کند؟ باتوم که نمی‌تواند برطرف کند؛ آن وسوسه را تبیین می‌تواند برطرف کند.»</w:t>
       </w:r>
       <w:r>
         <w:rPr>
-          <w:rtl/>
-        </w:rPr>
-        <w:t xml:space="preserve"> </w:t>
-      </w:r>
-      <w:r>
-        <w:rPr>
+          <w:rFonts w:cs="Tahoma" w:ascii="Tahoma" w:hAnsi="Tahoma"/>
+          <w:rtl/>
+        </w:rPr>
+        <w:br/>
+      </w:r>
+      <w:r>
+        <w:rPr>
+          <w:rFonts w:cs="Tahoma" w:ascii="Tahoma" w:hAnsi="Tahoma"/>
           <w:rtl/>
         </w:rPr>
         <w:t xml:space="preserve">امام شهید • ۱۹ دی ۱۴۰۱ • دیدار مردم قم</w:t>
@@ -730,9 +874,11 @@
     <w:p>
       <w:pPr>
         <w:bidi/>
-      </w:pPr>
-      <w:r>
-        <w:rPr>
+        <w:jc w:val="both"/>
+      </w:pPr>
+      <w:r>
+        <w:rPr>
+          <w:rFonts w:cs="Tahoma" w:ascii="Tahoma" w:hAnsi="Tahoma"/>
           <w:rtl/>
           <w:iCs/>
           <w:i/>
@@ -741,32 +887,44 @@
       </w:r>
     </w:p>
     <w:p>
-      <w:r>
+      <w:pPr>
+        <w:bidi/>
+        <w:jc w:val="both"/>
+      </w:pPr>
+      <w:r>
+        <w:rPr>
+          <w:rFonts w:cs="Tahoma" w:ascii="Tahoma" w:hAnsi="Tahoma"/>
+          <w:rtl/>
+        </w:rPr>
         <w:pict>
           <v:rect style="width:0;height:1.5pt" o:hralign="center" o:hrstd="t" o:hr="t"/>
         </w:pict>
       </w:r>
     </w:p>
     <w:bookmarkEnd w:id="24"/>
-    <w:bookmarkStart w:id="25" w:name="پرده-پنجم-ـ-و-اگر-تبیین-نکنیم"/>
+    <w:bookmarkStart w:id="25" w:name="پرده-پنجم-ـ-و-اگر-تبیین-نکنیم..."/>
     <w:p>
       <w:pPr>
         <w:pStyle w:val="Heading3"/>
         <w:bidi/>
-      </w:pPr>
-      <w:r>
-        <w:rPr>
-          <w:rtl/>
-        </w:rPr>
-        <w:t xml:space="preserve">پردهٔ پنجم ـ و اگر تبیین نکنیم…</w:t>
-      </w:r>
-    </w:p>
-    <w:p>
-      <w:pPr>
-        <w:bidi/>
-      </w:pPr>
-      <w:r>
-        <w:rPr>
+        <w:jc w:val="right"/>
+      </w:pPr>
+      <w:r>
+        <w:rPr>
+          <w:rFonts w:cs="Tahoma" w:ascii="Tahoma" w:hAnsi="Tahoma"/>
+          <w:rtl/>
+        </w:rPr>
+        <w:t xml:space="preserve">پردهٔ پنجم ـ و اگر تبیین نکنیم...</w:t>
+      </w:r>
+    </w:p>
+    <w:p>
+      <w:pPr>
+        <w:bidi/>
+        <w:jc w:val="right"/>
+      </w:pPr>
+      <w:r>
+        <w:rPr>
+          <w:rFonts w:cs="Tahoma" w:ascii="Tahoma" w:hAnsi="Tahoma"/>
           <w:rtl/>
           <w:bCs/>
           <w:b/>
@@ -775,24 +933,28 @@
       </w:r>
       <w:r>
         <w:rPr>
-          <w:rtl/>
-        </w:rPr>
-        <w:t xml:space="preserve"> </w:t>
-      </w:r>
-      <w:r>
-        <w:rPr>
+          <w:rFonts w:cs="Tahoma" w:ascii="Tahoma" w:hAnsi="Tahoma"/>
+          <w:rtl/>
+        </w:rPr>
+        <w:br/>
+      </w:r>
+      <w:r>
+        <w:rPr>
+          <w:rFonts w:cs="Tahoma" w:ascii="Tahoma" w:hAnsi="Tahoma"/>
           <w:rtl/>
         </w:rPr>
         <w:t xml:space="preserve">«اگر آن عکسی که از این واقعه منتشر شد منتشر نمی‌شد، یعنی این کار تبیینی اگر انجام نمی‌گرفت، این حادثه نه این‌جور ماندگار می‌شد، نه اثرگذار می‌شد؛ یک حادثه‌ای بود مثل حوادث فراوان دیگری که اتفاق می‌افتد و فراموش می‌شود.»</w:t>
       </w:r>
       <w:r>
         <w:rPr>
-          <w:rtl/>
-        </w:rPr>
-        <w:t xml:space="preserve"> </w:t>
-      </w:r>
-      <w:r>
-        <w:rPr>
+          <w:rFonts w:cs="Tahoma" w:ascii="Tahoma" w:hAnsi="Tahoma"/>
+          <w:rtl/>
+        </w:rPr>
+        <w:br/>
+      </w:r>
+      <w:r>
+        <w:rPr>
+          <w:rFonts w:cs="Tahoma" w:ascii="Tahoma" w:hAnsi="Tahoma"/>
           <w:rtl/>
         </w:rPr>
         <w:t xml:space="preserve">امام شهید • ۱۹ بهمن ۱۴۰۰ • دیدار فرماندهان و کارکنان نیروی هوایی و پدافند هوایی ارتش</w:t>
@@ -801,9 +963,11 @@
     <w:p>
       <w:pPr>
         <w:bidi/>
-      </w:pPr>
-      <w:r>
-        <w:rPr>
+        <w:jc w:val="right"/>
+      </w:pPr>
+      <w:r>
+        <w:rPr>
+          <w:rFonts w:cs="Tahoma" w:ascii="Tahoma" w:hAnsi="Tahoma"/>
           <w:rtl/>
           <w:bCs/>
           <w:b/>
@@ -812,24 +976,28 @@
       </w:r>
       <w:r>
         <w:rPr>
-          <w:rtl/>
-        </w:rPr>
-        <w:t xml:space="preserve"> </w:t>
-      </w:r>
-      <w:r>
-        <w:rPr>
+          <w:rFonts w:cs="Tahoma" w:ascii="Tahoma" w:hAnsi="Tahoma"/>
+          <w:rtl/>
+        </w:rPr>
+        <w:br/>
+      </w:r>
+      <w:r>
+        <w:rPr>
+          <w:rFonts w:cs="Tahoma" w:ascii="Tahoma" w:hAnsi="Tahoma"/>
           <w:rtl/>
         </w:rPr>
         <w:t xml:space="preserve">«اگر از این راهبرد غفلت شود، دروغ‌ها به جای حقیقت خواهند نشست و آینده مورد تهدیدهای ناشناخته قرار خواهد گرفت.»</w:t>
       </w:r>
       <w:r>
         <w:rPr>
-          <w:rtl/>
-        </w:rPr>
-        <w:t xml:space="preserve"> </w:t>
-      </w:r>
-      <w:r>
-        <w:rPr>
+          <w:rFonts w:cs="Tahoma" w:ascii="Tahoma" w:hAnsi="Tahoma"/>
+          <w:rtl/>
+        </w:rPr>
+        <w:br/>
+      </w:r>
+      <w:r>
+        <w:rPr>
+          <w:rFonts w:cs="Tahoma" w:ascii="Tahoma" w:hAnsi="Tahoma"/>
           <w:rtl/>
         </w:rPr>
         <w:t xml:space="preserve">امام شهید • ۲۲ بهمن ۱۳۹۷ • بیانیهٔ گام دوم انقلاب</w:t>
@@ -838,9 +1006,11 @@
     <w:p>
       <w:pPr>
         <w:bidi/>
-      </w:pPr>
-      <w:r>
-        <w:rPr>
+        <w:jc w:val="right"/>
+      </w:pPr>
+      <w:r>
+        <w:rPr>
+          <w:rFonts w:cs="Tahoma" w:ascii="Tahoma" w:hAnsi="Tahoma"/>
           <w:rtl/>
           <w:bCs/>
           <w:b/>
@@ -849,24 +1019,28 @@
       </w:r>
       <w:r>
         <w:rPr>
-          <w:rtl/>
-        </w:rPr>
-        <w:t xml:space="preserve"> </w:t>
-      </w:r>
-      <w:r>
-        <w:rPr>
-          <w:rtl/>
-        </w:rPr>
-        <w:t xml:space="preserve">«ما در روایت‌ها ضعیفیم؛ مثلاً آیا جوان‌های ما … درست قضیهٔ شروع جنگ هشت‌ساله را می‌دانند؟»</w:t>
-      </w:r>
-      <w:r>
-        <w:rPr>
-          <w:rtl/>
-        </w:rPr>
-        <w:t xml:space="preserve"> </w:t>
-      </w:r>
-      <w:r>
-        <w:rPr>
+          <w:rFonts w:cs="Tahoma" w:ascii="Tahoma" w:hAnsi="Tahoma"/>
+          <w:rtl/>
+        </w:rPr>
+        <w:br/>
+      </w:r>
+      <w:r>
+        <w:rPr>
+          <w:rFonts w:cs="Tahoma" w:ascii="Tahoma" w:hAnsi="Tahoma"/>
+          <w:rtl/>
+        </w:rPr>
+        <w:t xml:space="preserve">«ما در روایت‌ها ضعیفیم؛ مثلاً آیا جوان‌های ما ... درست قضیهٔ شروع جنگ هشت‌ساله را می‌دانند؟»</w:t>
+      </w:r>
+      <w:r>
+        <w:rPr>
+          <w:rFonts w:cs="Tahoma" w:ascii="Tahoma" w:hAnsi="Tahoma"/>
+          <w:rtl/>
+        </w:rPr>
+        <w:br/>
+      </w:r>
+      <w:r>
+        <w:rPr>
+          <w:rFonts w:cs="Tahoma" w:ascii="Tahoma" w:hAnsi="Tahoma"/>
           <w:rtl/>
         </w:rPr>
         <w:t xml:space="preserve">امام شهید • ۲ آبان ۱۴۰۳ • دیدار دست‌اندرکاران کنگرهٔ شهدای فارس</w:t>
@@ -875,9 +1049,11 @@
     <w:p>
       <w:pPr>
         <w:bidi/>
-      </w:pPr>
-      <w:r>
-        <w:rPr>
+        <w:jc w:val="right"/>
+      </w:pPr>
+      <w:r>
+        <w:rPr>
+          <w:rFonts w:cs="Tahoma" w:ascii="Tahoma" w:hAnsi="Tahoma"/>
           <w:rtl/>
           <w:bCs/>
           <w:b/>
@@ -886,24 +1062,28 @@
       </w:r>
       <w:r>
         <w:rPr>
-          <w:rtl/>
-        </w:rPr>
-        <w:t xml:space="preserve"> </w:t>
-      </w:r>
-      <w:r>
-        <w:rPr>
-          <w:rtl/>
-        </w:rPr>
-        <w:t xml:space="preserve">وصیت امیرالمؤمنین (ع) جهاد با مال و جان و زبان است: «با اموالشان، با انفسشان جهاد کردند؛ … با السنه هم باید جهاد کرد.»</w:t>
-      </w:r>
-      <w:r>
-        <w:rPr>
-          <w:rtl/>
-        </w:rPr>
-        <w:t xml:space="preserve"> </w:t>
-      </w:r>
-      <w:r>
-        <w:rPr>
+          <w:rFonts w:cs="Tahoma" w:ascii="Tahoma" w:hAnsi="Tahoma"/>
+          <w:rtl/>
+        </w:rPr>
+        <w:br/>
+      </w:r>
+      <w:r>
+        <w:rPr>
+          <w:rFonts w:cs="Tahoma" w:ascii="Tahoma" w:hAnsi="Tahoma"/>
+          <w:rtl/>
+        </w:rPr>
+        <w:t xml:space="preserve">وصیت امیرالمؤمنین (ع) جهاد با مال و جان و زبان است: «با اموالشان، با انفسشان جهاد کردند؛ ... با السنه هم باید جهاد کرد.»</w:t>
+      </w:r>
+      <w:r>
+        <w:rPr>
+          <w:rFonts w:cs="Tahoma" w:ascii="Tahoma" w:hAnsi="Tahoma"/>
+          <w:rtl/>
+        </w:rPr>
+        <w:br/>
+      </w:r>
+      <w:r>
+        <w:rPr>
+          <w:rFonts w:cs="Tahoma" w:ascii="Tahoma" w:hAnsi="Tahoma"/>
           <w:rtl/>
         </w:rPr>
         <w:t xml:space="preserve">امام شهید • اسفند ۱۴۰۰ • دیدار اعضای مجلس خبرگان رهبری</w:t>
@@ -912,9 +1092,11 @@
     <w:p>
       <w:pPr>
         <w:bidi/>
-      </w:pPr>
-      <w:r>
-        <w:rPr>
+        <w:jc w:val="both"/>
+      </w:pPr>
+      <w:r>
+        <w:rPr>
+          <w:rFonts w:cs="Tahoma" w:ascii="Tahoma" w:hAnsi="Tahoma"/>
           <w:rtl/>
           <w:iCs/>
           <w:i/>
@@ -923,7 +1105,15 @@
       </w:r>
     </w:p>
     <w:p>
-      <w:r>
+      <w:pPr>
+        <w:bidi/>
+        <w:jc w:val="both"/>
+      </w:pPr>
+      <w:r>
+        <w:rPr>
+          <w:rFonts w:cs="Tahoma" w:ascii="Tahoma" w:hAnsi="Tahoma"/>
+          <w:rtl/>
+        </w:rPr>
         <w:pict>
           <v:rect style="width:0;height:1.5pt" o:hralign="center" o:hrstd="t" o:hr="t"/>
         </w:pict>
@@ -935,9 +1125,11 @@
       <w:pPr>
         <w:pStyle w:val="Heading3"/>
         <w:bidi/>
-      </w:pPr>
-      <w:r>
-        <w:rPr>
+        <w:jc w:val="right"/>
+      </w:pPr>
+      <w:r>
+        <w:rPr>
+          <w:rFonts w:cs="Tahoma" w:ascii="Tahoma" w:hAnsi="Tahoma"/>
           <w:rtl/>
         </w:rPr>
         <w:t xml:space="preserve">پردهٔ ششم ـ و هر گفتنی، جهاد تبیین نیست</w:t>
@@ -946,9 +1138,11 @@
     <w:p>
       <w:pPr>
         <w:bidi/>
-      </w:pPr>
-      <w:r>
-        <w:rPr>
+        <w:jc w:val="right"/>
+      </w:pPr>
+      <w:r>
+        <w:rPr>
+          <w:rFonts w:cs="Tahoma" w:ascii="Tahoma" w:hAnsi="Tahoma"/>
           <w:rtl/>
           <w:bCs/>
           <w:b/>
@@ -957,24 +1151,28 @@
       </w:r>
       <w:r>
         <w:rPr>
-          <w:rtl/>
-        </w:rPr>
-        <w:t xml:space="preserve"> </w:t>
-      </w:r>
-      <w:r>
-        <w:rPr>
-          <w:rtl/>
-        </w:rPr>
-        <w:t xml:space="preserve">«رسانه‌های ما مراقبت کنند ابزار ترویج تفکر غربی و سرمایه‌داری باطل و غلط در مورد زن قرار نگیرند… این‌جور نباشد که رسانهٔ داخلی جمهوری اسلامی حرف آن‌ها را تکرار کند، حرف آن‌ها را درشت کند و بزرگ کند.»</w:t>
-      </w:r>
-      <w:r>
-        <w:rPr>
-          <w:rtl/>
-        </w:rPr>
-        <w:t xml:space="preserve"> </w:t>
-      </w:r>
-      <w:r>
-        <w:rPr>
+          <w:rFonts w:cs="Tahoma" w:ascii="Tahoma" w:hAnsi="Tahoma"/>
+          <w:rtl/>
+        </w:rPr>
+        <w:br/>
+      </w:r>
+      <w:r>
+        <w:rPr>
+          <w:rFonts w:cs="Tahoma" w:ascii="Tahoma" w:hAnsi="Tahoma"/>
+          <w:rtl/>
+        </w:rPr>
+        <w:t xml:space="preserve">«رسانه‌های ما مراقبت کنند ابزار ترویج تفکر غربی و سرمایه‌داری باطل و غلط در مورد زن قرار نگیرند... این‌جور نباشد که رسانهٔ داخلی جمهوری اسلامی حرف آن‌ها را تکرار کند، حرف آن‌ها را درشت کند و بزرگ کند.»</w:t>
+      </w:r>
+      <w:r>
+        <w:rPr>
+          <w:rFonts w:cs="Tahoma" w:ascii="Tahoma" w:hAnsi="Tahoma"/>
+          <w:rtl/>
+        </w:rPr>
+        <w:br/>
+      </w:r>
+      <w:r>
+        <w:rPr>
+          <w:rFonts w:cs="Tahoma" w:ascii="Tahoma" w:hAnsi="Tahoma"/>
           <w:rtl/>
         </w:rPr>
         <w:t xml:space="preserve">امام شهید • ۱۲ آذر ۱۴۰۴ • دیدار زنان و دختران</w:t>
@@ -983,9 +1181,11 @@
     <w:p>
       <w:pPr>
         <w:bidi/>
-      </w:pPr>
-      <w:r>
-        <w:rPr>
+        <w:jc w:val="right"/>
+      </w:pPr>
+      <w:r>
+        <w:rPr>
+          <w:rFonts w:cs="Tahoma" w:ascii="Tahoma" w:hAnsi="Tahoma"/>
           <w:rtl/>
           <w:bCs/>
           <w:b/>
@@ -994,24 +1194,28 @@
       </w:r>
       <w:r>
         <w:rPr>
-          <w:rtl/>
-        </w:rPr>
-        <w:t xml:space="preserve"> </w:t>
-      </w:r>
-      <w:r>
-        <w:rPr>
+          <w:rFonts w:cs="Tahoma" w:ascii="Tahoma" w:hAnsi="Tahoma"/>
+          <w:rtl/>
+        </w:rPr>
+        <w:br/>
+      </w:r>
+      <w:r>
+        <w:rPr>
+          <w:rFonts w:cs="Tahoma" w:ascii="Tahoma" w:hAnsi="Tahoma"/>
           <w:rtl/>
         </w:rPr>
         <w:t xml:space="preserve">«اگر این کار بزرگ را، این حرکت عظیم را، صرفاً به یک احساسات تقلیل بدهیم، ظلم کرده‌ایم؛ بگوییم سخنرانی کردند، احساسات این بچه‌ها تحریک شد و راه افتادند رفتند.»</w:t>
       </w:r>
       <w:r>
         <w:rPr>
-          <w:rtl/>
-        </w:rPr>
-        <w:t xml:space="preserve"> </w:t>
-      </w:r>
-      <w:r>
-        <w:rPr>
+          <w:rFonts w:cs="Tahoma" w:ascii="Tahoma" w:hAnsi="Tahoma"/>
+          <w:rtl/>
+        </w:rPr>
+        <w:br/>
+      </w:r>
+      <w:r>
+        <w:rPr>
+          <w:rFonts w:cs="Tahoma" w:ascii="Tahoma" w:hAnsi="Tahoma"/>
           <w:rtl/>
         </w:rPr>
         <w:t xml:space="preserve">امام شهید • ۲۴ آذر ۱۴۰۴ • دیدار دست‌اندرکاران کنگرهٔ شهدای البرز</w:t>
@@ -1020,9 +1224,11 @@
     <w:p>
       <w:pPr>
         <w:bidi/>
-      </w:pPr>
-      <w:r>
-        <w:rPr>
+        <w:jc w:val="right"/>
+      </w:pPr>
+      <w:r>
+        <w:rPr>
+          <w:rFonts w:cs="Tahoma" w:ascii="Tahoma" w:hAnsi="Tahoma"/>
           <w:rtl/>
           <w:bCs/>
           <w:b/>
@@ -1031,24 +1237,28 @@
       </w:r>
       <w:r>
         <w:rPr>
-          <w:rtl/>
-        </w:rPr>
-        <w:t xml:space="preserve"> </w:t>
-      </w:r>
-      <w:r>
-        <w:rPr>
-          <w:rtl/>
-        </w:rPr>
-        <w:t xml:space="preserve">«ما در مسائل نظامی، آرایش صفوفمان بستگی دارد به هدف دشمن… این کار در باب تبلیغات باید انجام بگیرد. آرایش تبلیغاتی بایستی به سمتی برود که دشمن درست همان سمت را هدف قرار داده…»</w:t>
-      </w:r>
-      <w:r>
-        <w:rPr>
-          <w:rtl/>
-        </w:rPr>
-        <w:t xml:space="preserve"> </w:t>
-      </w:r>
-      <w:r>
-        <w:rPr>
+          <w:rFonts w:cs="Tahoma" w:ascii="Tahoma" w:hAnsi="Tahoma"/>
+          <w:rtl/>
+        </w:rPr>
+        <w:br/>
+      </w:r>
+      <w:r>
+        <w:rPr>
+          <w:rFonts w:cs="Tahoma" w:ascii="Tahoma" w:hAnsi="Tahoma"/>
+          <w:rtl/>
+        </w:rPr>
+        <w:t xml:space="preserve">«ما در مسائل نظامی، آرایش صفوفمان بستگی دارد به هدف دشمن... این کار در باب تبلیغات باید انجام بگیرد. آرایش تبلیغاتی بایستی به سمتی برود که دشمن درست همان سمت را هدف قرار داده...»</w:t>
+      </w:r>
+      <w:r>
+        <w:rPr>
+          <w:rFonts w:cs="Tahoma" w:ascii="Tahoma" w:hAnsi="Tahoma"/>
+          <w:rtl/>
+        </w:rPr>
+        <w:br/>
+      </w:r>
+      <w:r>
+        <w:rPr>
+          <w:rFonts w:cs="Tahoma" w:ascii="Tahoma" w:hAnsi="Tahoma"/>
           <w:rtl/>
           <w:bCs/>
           <w:b/>
@@ -1057,31 +1267,43 @@
       </w:r>
       <w:r>
         <w:rPr>
+          <w:rFonts w:cs="Tahoma" w:ascii="Tahoma" w:hAnsi="Tahoma"/>
           <w:rtl/>
         </w:rPr>
         <w:t xml:space="preserve"> </w:t>
       </w:r>
       <w:r>
         <w:rPr>
+          <w:rFonts w:cs="Tahoma" w:ascii="Tahoma" w:hAnsi="Tahoma"/>
           <w:rtl/>
         </w:rPr>
         <w:t xml:space="preserve">(ممتاز چاپ شود)</w:t>
       </w:r>
       <w:r>
         <w:rPr>
-          <w:rtl/>
-        </w:rPr>
-        <w:t xml:space="preserve"> </w:t>
-      </w:r>
-      <w:r>
-        <w:rPr>
+          <w:rFonts w:cs="Tahoma" w:ascii="Tahoma" w:hAnsi="Tahoma"/>
+          <w:rtl/>
+        </w:rPr>
+        <w:br/>
+      </w:r>
+      <w:r>
+        <w:rPr>
+          <w:rFonts w:cs="Tahoma" w:ascii="Tahoma" w:hAnsi="Tahoma"/>
           <w:rtl/>
         </w:rPr>
         <w:t xml:space="preserve">امام شهید • ۲۰ آذر ۱۴۰۴ • دیدار مداحان در سالروز میلاد حضرت زهرا (س)</w:t>
       </w:r>
     </w:p>
     <w:p>
-      <w:r>
+      <w:pPr>
+        <w:bidi/>
+        <w:jc w:val="both"/>
+      </w:pPr>
+      <w:r>
+        <w:rPr>
+          <w:rFonts w:cs="Tahoma" w:ascii="Tahoma" w:hAnsi="Tahoma"/>
+          <w:rtl/>
+        </w:rPr>
         <w:pict>
           <v:rect style="width:0;height:1.5pt" o:hralign="center" o:hrstd="t" o:hr="t"/>
         </w:pict>
@@ -1093,9 +1315,11 @@
       <w:pPr>
         <w:pStyle w:val="Heading3"/>
         <w:bidi/>
-      </w:pPr>
-      <w:r>
-        <w:rPr>
+        <w:jc w:val="right"/>
+      </w:pPr>
+      <w:r>
+        <w:rPr>
+          <w:rFonts w:cs="Tahoma" w:ascii="Tahoma" w:hAnsi="Tahoma"/>
           <w:rtl/>
         </w:rPr>
         <w:t xml:space="preserve">پایان دیوار ـ حکم (بزرگ‌ترین عنصر متنی کار)</w:t>
@@ -1104,118 +1328,42 @@
     <w:p>
       <w:pPr>
         <w:bidi/>
-      </w:pPr>
-      <w:r>
-        <w:rPr>
+        <w:jc w:val="right"/>
+      </w:pPr>
+      <w:r>
+        <w:rPr>
+          <w:rFonts w:cs="Tahoma" w:ascii="Tahoma" w:hAnsi="Tahoma"/>
           <w:rtl/>
           <w:bCs/>
           <w:b/>
         </w:rPr>
-        <w:t xml:space="preserve">«</w:t>
-      </w:r>
-      <w:r>
-        <w:rPr>
-          <w:rtl/>
-          <w:bCs/>
-          <w:b/>
-        </w:rPr>
-        <w:t xml:space="preserve">“</w:t>
-      </w:r>
-      <w:r>
-        <w:rPr>
-          <w:rtl/>
-          <w:bCs/>
-          <w:b/>
-        </w:rPr>
-        <w:t xml:space="preserve">جهاد تبیین</w:t>
-      </w:r>
-      <w:r>
-        <w:rPr>
-          <w:rtl/>
-          <w:bCs/>
-          <w:b/>
-        </w:rPr>
-        <w:t xml:space="preserve">”</w:t>
-      </w:r>
-      <w:r>
-        <w:rPr>
-          <w:rtl/>
-          <w:bCs/>
-          <w:b/>
-        </w:rPr>
-        <w:t xml:space="preserve"> </w:t>
-      </w:r>
-      <w:r>
-        <w:rPr>
-          <w:rtl/>
-          <w:bCs/>
-          <w:b/>
-        </w:rPr>
-        <w:t xml:space="preserve">یک فریضه است.</w:t>
-      </w:r>
-      <w:r>
-        <w:rPr>
-          <w:rtl/>
-          <w:bCs/>
-          <w:b/>
-        </w:rPr>
-        <w:t xml:space="preserve"> </w:t>
-      </w:r>
-      <w:r>
-        <w:rPr>
-          <w:rtl/>
-          <w:bCs/>
-          <w:b/>
-        </w:rPr>
-        <w:t xml:space="preserve">“</w:t>
-      </w:r>
-      <w:r>
-        <w:rPr>
-          <w:rtl/>
-          <w:bCs/>
-          <w:b/>
-        </w:rPr>
-        <w:t xml:space="preserve">جهاد تبیین</w:t>
-      </w:r>
-      <w:r>
-        <w:rPr>
-          <w:rtl/>
-          <w:bCs/>
-          <w:b/>
-        </w:rPr>
-        <w:t xml:space="preserve">”</w:t>
-      </w:r>
-      <w:r>
-        <w:rPr>
-          <w:rtl/>
-          <w:bCs/>
-          <w:b/>
-        </w:rPr>
-        <w:t xml:space="preserve"> </w:t>
-      </w:r>
-      <w:r>
-        <w:rPr>
-          <w:rtl/>
-          <w:bCs/>
-          <w:b/>
-        </w:rPr>
-        <w:t xml:space="preserve">یک فریضهٔ قطعی و یک فریضهٔ فوری است و هر کسی که می‌تواند [باید اقدام کند].»</w:t>
-      </w:r>
-      <w:r>
-        <w:rPr>
-          <w:rtl/>
-        </w:rPr>
-        <w:t xml:space="preserve"> </w:t>
-      </w:r>
-      <w:r>
-        <w:rPr>
+        <w:t xml:space="preserve">«"جهاد تبیین" یک فریضه است. "جهاد تبیین" یک فریضهٔ قطعی و یک فریضهٔ فوری است و هر کسی که می‌تواند [باید اقدام کند].»</w:t>
+      </w:r>
+      <w:r>
+        <w:rPr>
+          <w:rFonts w:cs="Tahoma" w:ascii="Tahoma" w:hAnsi="Tahoma"/>
+          <w:rtl/>
+        </w:rPr>
+        <w:br/>
+      </w:r>
+      <w:r>
+        <w:rPr>
+          <w:rFonts w:cs="Tahoma" w:ascii="Tahoma" w:hAnsi="Tahoma"/>
           <w:rtl/>
         </w:rPr>
         <w:t xml:space="preserve">امام شهید (رضوان‌الله‌علیه) • ۱۹ بهمن ۱۴۰۰ • دیدار فرماندهان و کارکنان نیروی هوایی و پدافند هوایی ارتش</w:t>
       </w:r>
     </w:p>
     <w:p>
-      <w:r>
+      <w:pPr>
+        <w:bidi/>
+        <w:jc w:val="both"/>
+      </w:pPr>
+      <w:r>
+        <w:rPr>
+          <w:rFonts w:cs="Tahoma" w:ascii="Tahoma" w:hAnsi="Tahoma"/>
+          <w:rtl/>
+        </w:rPr>
         <w:pict>
           <v:rect style="width:0;height:1.5pt" o:hralign="center" o:hrstd="t" o:hr="t"/>
         </w:pict>
@@ -1227,9 +1375,11 @@
       <w:pPr>
         <w:pStyle w:val="Heading3"/>
         <w:bidi/>
-      </w:pPr>
-      <w:r>
-        <w:rPr>
+        <w:jc w:val="right"/>
+      </w:pPr>
+      <w:r>
+        <w:rPr>
+          <w:rFonts w:cs="Tahoma" w:ascii="Tahoma" w:hAnsi="Tahoma"/>
           <w:rtl/>
         </w:rPr>
         <w:t xml:space="preserve">ستون پایانی</w:t>
@@ -1238,21 +1388,25 @@
     <w:p>
       <w:pPr>
         <w:bidi/>
-      </w:pPr>
-      <w:r>
-        <w:rPr>
+        <w:jc w:val="right"/>
+      </w:pPr>
+      <w:r>
+        <w:rPr>
+          <w:rFonts w:cs="Tahoma" w:ascii="Tahoma" w:hAnsi="Tahoma"/>
           <w:rtl/>
         </w:rPr>
         <w:t xml:space="preserve">QR: harf-no.ir/zarurat/hokm</w:t>
       </w:r>
       <w:r>
         <w:rPr>
-          <w:rtl/>
-        </w:rPr>
-        <w:t xml:space="preserve"> </w:t>
-      </w:r>
-      <w:r>
-        <w:rPr>
+          <w:rFonts w:cs="Tahoma" w:ascii="Tahoma" w:hAnsi="Tahoma"/>
+          <w:rtl/>
+        </w:rPr>
+        <w:br/>
+      </w:r>
+      <w:r>
+        <w:rPr>
+          <w:rFonts w:cs="Tahoma" w:ascii="Tahoma" w:hAnsi="Tahoma"/>
           <w:rtl/>
           <w:bCs/>
           <w:b/>
@@ -1261,24 +1415,28 @@
       </w:r>
       <w:r>
         <w:rPr>
-          <w:rtl/>
-        </w:rPr>
-        <w:t xml:space="preserve"> </w:t>
-      </w:r>
-      <w:r>
-        <w:rPr>
+          <w:rFonts w:cs="Tahoma" w:ascii="Tahoma" w:hAnsi="Tahoma"/>
+          <w:rtl/>
+        </w:rPr>
+        <w:br/>
+      </w:r>
+      <w:r>
+        <w:rPr>
+          <w:rFonts w:cs="Tahoma" w:ascii="Tahoma" w:hAnsi="Tahoma"/>
           <w:rtl/>
         </w:rPr>
         <w:t xml:space="preserve">شرح کامل هجده روایت را ببینید، متن جزوه را بخوانید و طرح باکیفیت را دریافت کنید.</w:t>
       </w:r>
       <w:r>
         <w:rPr>
-          <w:rtl/>
-        </w:rPr>
-        <w:t xml:space="preserve"> </w:t>
-      </w:r>
-      <w:r>
-        <w:rPr>
+          <w:rFonts w:cs="Tahoma" w:ascii="Tahoma" w:hAnsi="Tahoma"/>
+          <w:rtl/>
+        </w:rPr>
+        <w:br/>
+      </w:r>
+      <w:r>
+        <w:rPr>
+          <w:rFonts w:cs="Tahoma" w:ascii="Tahoma" w:hAnsi="Tahoma"/>
           <w:rtl/>
           <w:bCs/>
           <w:b/>
@@ -1287,12 +1445,14 @@
       </w:r>
       <w:r>
         <w:rPr>
-          <w:rtl/>
-        </w:rPr>
-        <w:t xml:space="preserve"> </w:t>
-      </w:r>
-      <w:r>
-        <w:rPr>
+          <w:rFonts w:cs="Tahoma" w:ascii="Tahoma" w:hAnsi="Tahoma"/>
+          <w:rtl/>
+        </w:rPr>
+        <w:br/>
+      </w:r>
+      <w:r>
+        <w:rPr>
+          <w:rFonts w:cs="Tahoma" w:ascii="Tahoma" w:hAnsi="Tahoma"/>
           <w:rtl/>
         </w:rPr>
         <w:t xml:space="preserve">harf-no.ir/zarurat/hokm</w:t>
@@ -1301,9 +1461,11 @@
     <w:p>
       <w:pPr>
         <w:bidi/>
-      </w:pPr>
-      <w:r>
-        <w:rPr>
+        <w:jc w:val="right"/>
+      </w:pPr>
+      <w:r>
+        <w:rPr>
+          <w:rFonts w:cs="Tahoma" w:ascii="Tahoma" w:hAnsi="Tahoma"/>
           <w:rtl/>
           <w:bCs/>
           <w:b/>
@@ -1312,24 +1474,28 @@
       </w:r>
       <w:r>
         <w:rPr>
+          <w:rFonts w:cs="Tahoma" w:ascii="Tahoma" w:hAnsi="Tahoma"/>
           <w:rtl/>
         </w:rPr>
         <w:t xml:space="preserve"> </w:t>
       </w:r>
       <w:r>
         <w:rPr>
+          <w:rFonts w:cs="Tahoma" w:ascii="Tahoma" w:hAnsi="Tahoma"/>
           <w:rtl/>
         </w:rPr>
         <w:t xml:space="preserve">صد دلیل برای جهاد تبیین</w:t>
       </w:r>
       <w:r>
         <w:rPr>
-          <w:rtl/>
-        </w:rPr>
-        <w:t xml:space="preserve"> </w:t>
-      </w:r>
-      <w:r>
-        <w:rPr>
+          <w:rFonts w:cs="Tahoma" w:ascii="Tahoma" w:hAnsi="Tahoma"/>
+          <w:rtl/>
+        </w:rPr>
+        <w:br/>
+      </w:r>
+      <w:r>
+        <w:rPr>
+          <w:rFonts w:cs="Tahoma" w:ascii="Tahoma" w:hAnsi="Tahoma"/>
           <w:rtl/>
         </w:rPr>
         <w:t xml:space="preserve">هجده روایت امام شهید را شنیدیم؛ اما این ضرورت بر چند دلیل دیگر تکیه دارد؟</w:t>
@@ -1341,9 +1507,11 @@
       <w:pPr>
         <w:pStyle w:val="Heading3"/>
         <w:bidi/>
-      </w:pPr>
-      <w:r>
-        <w:rPr>
+        <w:jc w:val="right"/>
+      </w:pPr>
+      <w:r>
+        <w:rPr>
+          <w:rFonts w:cs="Tahoma" w:ascii="Tahoma" w:hAnsi="Tahoma"/>
           <w:rtl/>
         </w:rPr>
         <w:t xml:space="preserve">یادداشت اجرا</w:t>
@@ -1357,9 +1525,11 @@
         </w:numPr>
         <w:pStyle w:val="Compact"/>
         <w:bidi/>
-      </w:pPr>
-      <w:r>
-        <w:rPr>
+        <w:jc w:val="both"/>
+      </w:pPr>
+      <w:r>
+        <w:rPr>
+          <w:rFonts w:cs="Tahoma" w:ascii="Tahoma" w:hAnsi="Tahoma"/>
           <w:rtl/>
         </w:rPr>
         <w:t xml:space="preserve">نقطهٔ ۱۲ نشان ویژه دارد: عکس بیعت ۱۹ بهمن ۵۷.</w:t>
@@ -1373,9 +1543,11 @@
         </w:numPr>
         <w:pStyle w:val="Compact"/>
         <w:bidi/>
-      </w:pPr>
-      <w:r>
-        <w:rPr>
+        <w:jc w:val="both"/>
+      </w:pPr>
+      <w:r>
+        <w:rPr>
+          <w:rFonts w:cs="Tahoma" w:ascii="Tahoma" w:hAnsi="Tahoma"/>
           <w:rtl/>
         </w:rPr>
         <w:t xml:space="preserve">سطر منبع ریز چاپ شود؛ بازهٔ تاریخ‌ها (۱۳۹۵ تا ۱۴۰۴) خودش سند «سال‌ها، از هجده زاویه» است.</w:t>
@@ -1389,16 +1561,20 @@
         </w:numPr>
         <w:pStyle w:val="Compact"/>
         <w:bidi/>
-      </w:pPr>
-      <w:r>
-        <w:rPr>
+        <w:jc w:val="both"/>
+      </w:pPr>
+      <w:r>
+        <w:rPr>
+          <w:rFonts w:cs="Tahoma" w:ascii="Tahoma" w:hAnsi="Tahoma"/>
           <w:rtl/>
         </w:rPr>
         <w:t xml:space="preserve">عنوان شش پرده و جمله‌های پل میان پرده‌ها، پشت سر هم، باید متنی پیوسته بسازند.</w:t>
       </w:r>
     </w:p>
     <w:bookmarkEnd w:id="29"/>
-    <w:sectPr/>
+    <w:sectPr>
+      <w:bidi/>
+    </w:sectPr>
   </w:body>
 </w:document>
 </file>
@@ -1610,6 +1786,16 @@
   <w:style w:default="1" w:styleId="Normal" w:type="paragraph">
     <w:name w:val="Normal"/>
     <w:qFormat/>
+    <w:pPr>
+      <w:bidi/>
+      <w:jc w:val="both"/>
+    </w:pPr>
+    <w:rPr>
+      <w:rFonts w:cs="Tahoma" w:ascii="Tahoma" w:hAnsi="Tahoma"/>
+      <w:rtl/>
+      <w:sz w:val="24"/>
+      <w:szCs w:val="24"/>
+    </w:rPr>
   </w:style>
   <w:style w:styleId="BodyText" w:type="paragraph">
     <w:name w:val="Body Text"/>
@@ -1617,14 +1803,32 @@
     <w:link w:val="BodyTextChar"/>
     <w:pPr>
       <w:spacing w:after="180" w:before="180"/>
+      <w:bidi/>
+      <w:jc w:val="both"/>
     </w:pPr>
     <w:qFormat/>
+    <w:rPr>
+      <w:rFonts w:cs="Tahoma" w:ascii="Tahoma" w:hAnsi="Tahoma"/>
+      <w:rtl/>
+      <w:sz w:val="24"/>
+      <w:szCs w:val="24"/>
+    </w:rPr>
   </w:style>
   <w:style w:customStyle="1" w:styleId="FirstParagraph" w:type="paragraph">
     <w:name w:val="First Paragraph"/>
     <w:basedOn w:val="BodyText"/>
     <w:next w:val="BodyText"/>
     <w:qFormat/>
+    <w:pPr>
+      <w:bidi/>
+      <w:jc w:val="both"/>
+    </w:pPr>
+    <w:rPr>
+      <w:rFonts w:cs="Tahoma" w:ascii="Tahoma" w:hAnsi="Tahoma"/>
+      <w:rtl/>
+      <w:sz w:val="24"/>
+      <w:szCs w:val="24"/>
+    </w:rPr>
   </w:style>
   <w:style w:customStyle="1" w:styleId="Compact" w:type="paragraph">
     <w:name w:val="Compact"/>
@@ -1632,7 +1836,13 @@
     <w:qFormat/>
     <w:pPr>
       <w:spacing w:after="36" w:before="36"/>
-    </w:pPr>
+      <w:bidi/>
+      <w:jc w:val="both"/>
+    </w:pPr>
+    <w:rPr>
+      <w:rFonts w:cs="Tahoma" w:ascii="Tahoma" w:hAnsi="Tahoma"/>
+      <w:rtl/>
+    </w:rPr>
   </w:style>
   <w:style w:styleId="Title" w:type="paragraph">
     <w:name w:val="Title"/>
@@ -1643,15 +1853,17 @@
       <w:keepNext/>
       <w:keepLines/>
       <w:spacing w:after="240" w:before="480"/>
-      <w:jc w:val="center"/>
-    </w:pPr>
-    <w:rPr>
-      <w:rFonts w:asciiTheme="majorHAnsi" w:cstheme="majorBidi" w:eastAsiaTheme="majorEastAsia" w:hAnsiTheme="majorHAnsi"/>
+      <w:jc w:val="right"/>
+      <w:bidi/>
+    </w:pPr>
+    <w:rPr>
+      <w:rFonts w:asciiTheme="majorHAnsi" w:cstheme="majorBidi" w:eastAsiaTheme="majorEastAsia" w:hAnsiTheme="majorHAnsi" w:cs="Tahoma" w:ascii="Tahoma" w:hAnsi="Tahoma"/>
       <w:b/>
       <w:bCs/>
       <w:color w:themeColor="accent1" w:themeShade="B5" w:val="345A8A"/>
       <w:sz w:val="36"/>
       <w:szCs w:val="36"/>
+      <w:rtl/>
     </w:rPr>
   </w:style>
   <w:style w:styleId="Subtitle" w:type="paragraph">
@@ -1663,11 +1875,14 @@
       <w:keepNext/>
       <w:keepLines/>
       <w:spacing w:after="240" w:before="240"/>
-      <w:jc w:val="center"/>
-    </w:pPr>
-    <w:rPr>
+      <w:jc w:val="right"/>
+      <w:bidi/>
+    </w:pPr>
+    <w:rPr>
+      <w:rFonts w:cs="Tahoma" w:ascii="Tahoma" w:hAnsi="Tahoma"/>
       <w:sz w:val="30"/>
       <w:szCs w:val="30"/>
+      <w:rtl/>
     </w:rPr>
   </w:style>
   <w:style w:customStyle="1" w:styleId="Author" w:type="paragraph">
@@ -1677,8 +1892,13 @@
     <w:pPr>
       <w:keepNext/>
       <w:keepLines/>
-      <w:jc w:val="center"/>
-    </w:pPr>
+      <w:jc w:val="right"/>
+      <w:bidi/>
+    </w:pPr>
+    <w:rPr>
+      <w:rFonts w:cs="Tahoma" w:ascii="Tahoma" w:hAnsi="Tahoma"/>
+      <w:rtl/>
+    </w:rPr>
   </w:style>
   <w:style w:styleId="Date" w:type="paragraph">
     <w:name w:val="Date"/>
@@ -1687,8 +1907,13 @@
     <w:pPr>
       <w:keepNext/>
       <w:keepLines/>
-      <w:jc w:val="center"/>
-    </w:pPr>
+      <w:jc w:val="right"/>
+      <w:bidi/>
+    </w:pPr>
+    <w:rPr>
+      <w:rFonts w:cs="Tahoma" w:ascii="Tahoma" w:hAnsi="Tahoma"/>
+      <w:rtl/>
+    </w:rPr>
   </w:style>
   <w:style w:customStyle="1" w:styleId="AbstractTitle" w:type="paragraph">
     <w:name w:val="Abstract Title"/>
@@ -1698,15 +1923,18 @@
     <w:pPr>
       <w:keepNext/>
       <w:keepLines/>
-      <w:jc w:val="center"/>
+      <w:jc w:val="right"/>
       <w:spacing w:after="0" w:before="300"/>
-    </w:pPr>
-    <w:rPr>
+      <w:bidi/>
+    </w:pPr>
+    <w:rPr>
+      <w:rFonts w:cs="Tahoma" w:ascii="Tahoma" w:hAnsi="Tahoma"/>
       <w:sz w:val="20"/>
       <w:szCs w:val="20"/>
       <w:b/>
       <w:color w:val="345A8A"/>
       &gt;
+      <w:rtl/>
     </w:rPr>
   </w:style>
   <w:style w:customStyle="1" w:styleId="Abstract" w:type="paragraph">
@@ -1718,10 +1946,14 @@
       <w:keepNext/>
       <w:keepLines/>
       <w:spacing w:after="300" w:before="100"/>
-    </w:pPr>
-    <w:rPr>
+      <w:bidi/>
+      <w:jc w:val="right"/>
+    </w:pPr>
+    <w:rPr>
+      <w:rFonts w:cs="Tahoma" w:ascii="Tahoma" w:hAnsi="Tahoma"/>
       <w:sz w:val="20"/>
       <w:szCs w:val="20"/>
+      <w:rtl/>
     </w:rPr>
   </w:style>
   <w:style w:styleId="Bibliography" w:type="paragraph">
@@ -1729,8 +1961,14 @@
     <w:basedOn w:val="Normal"/>
     <w:next w:val="Bibliography"/>
     <w:qFormat/>
-    <w:pPr/>
-    <w:rPr/>
+    <w:pPr>
+      <w:bidi/>
+      <w:jc w:val="right"/>
+    </w:pPr>
+    <w:rPr>
+      <w:rFonts w:cs="Tahoma" w:ascii="Tahoma" w:hAnsi="Tahoma"/>
+      <w:rtl/>
+    </w:rPr>
   </w:style>
   <w:style w:styleId="Heading1" w:type="paragraph">
     <w:name w:val="Heading 1"/>
@@ -1743,14 +1981,17 @@
       <w:keepLines/>
       <w:spacing w:after="0" w:before="480"/>
       <w:outlineLvl w:val="0"/>
-    </w:pPr>
-    <w:rPr>
-      <w:rFonts w:asciiTheme="majorHAnsi" w:cstheme="majorBidi" w:eastAsiaTheme="majorEastAsia" w:hAnsiTheme="majorHAnsi"/>
+      <w:bidi/>
+      <w:jc w:val="right"/>
+    </w:pPr>
+    <w:rPr>
+      <w:rFonts w:asciiTheme="majorHAnsi" w:cstheme="majorBidi" w:eastAsiaTheme="majorEastAsia" w:hAnsiTheme="majorHAnsi" w:cs="Tahoma" w:ascii="Tahoma" w:hAnsi="Tahoma"/>
       <w:b/>
       <w:bCs/>
       <w:color w:themeColor="accent1" w:val="4F81BD"/>
       <w:sz w:val="32"/>
       <w:szCs w:val="32"/>
+      <w:rtl/>
     </w:rPr>
   </w:style>
   <w:style w:styleId="Heading2" w:type="paragraph">
@@ -1765,14 +2006,17 @@
       <w:keepLines/>
       <w:spacing w:after="0" w:before="200"/>
       <w:outlineLvl w:val="1"/>
-    </w:pPr>
-    <w:rPr>
-      <w:rFonts w:asciiTheme="majorHAnsi" w:cstheme="majorBidi" w:eastAsiaTheme="majorEastAsia" w:hAnsiTheme="majorHAnsi"/>
+      <w:bidi/>
+      <w:jc w:val="right"/>
+    </w:pPr>
+    <w:rPr>
+      <w:rFonts w:asciiTheme="majorHAnsi" w:cstheme="majorBidi" w:eastAsiaTheme="majorEastAsia" w:hAnsiTheme="majorHAnsi" w:cs="Tahoma" w:ascii="Tahoma" w:hAnsi="Tahoma"/>
       <w:b/>
       <w:bCs/>
       <w:color w:themeColor="accent1" w:val="4F81BD"/>
       <w:sz w:val="28"/>
       <w:szCs w:val="28"/>
+      <w:rtl/>
     </w:rPr>
   </w:style>
   <w:style w:styleId="Heading3" w:type="paragraph">
@@ -1787,14 +2031,17 @@
       <w:keepLines/>
       <w:spacing w:after="0" w:before="200"/>
       <w:outlineLvl w:val="2"/>
-    </w:pPr>
-    <w:rPr>
-      <w:rFonts w:asciiTheme="majorHAnsi" w:cstheme="majorBidi" w:eastAsiaTheme="majorEastAsia" w:hAnsiTheme="majorHAnsi"/>
+      <w:bidi/>
+      <w:jc w:val="right"/>
+    </w:pPr>
+    <w:rPr>
+      <w:rFonts w:asciiTheme="majorHAnsi" w:cstheme="majorBidi" w:eastAsiaTheme="majorEastAsia" w:hAnsiTheme="majorHAnsi" w:cs="Tahoma" w:ascii="Tahoma" w:hAnsi="Tahoma"/>
       <w:b/>
       <w:bCs/>
       <w:color w:themeColor="accent1" w:val="4F81BD"/>
       <w:sz w:val="24"/>
       <w:szCs w:val="24"/>
+      <w:rtl/>
     </w:rPr>
   </w:style>
   <w:style w:styleId="Heading4" w:type="paragraph">
@@ -1809,14 +2056,17 @@
       <w:keepLines/>
       <w:spacing w:after="0" w:before="200"/>
       <w:outlineLvl w:val="3"/>
-    </w:pPr>
-    <w:rPr>
-      <w:rFonts w:asciiTheme="majorHAnsi" w:cstheme="majorBidi" w:eastAsiaTheme="majorEastAsia" w:hAnsiTheme="majorHAnsi"/>
+      <w:bidi/>
+      <w:jc w:val="right"/>
+    </w:pPr>
+    <w:rPr>
+      <w:rFonts w:asciiTheme="majorHAnsi" w:cstheme="majorBidi" w:eastAsiaTheme="majorEastAsia" w:hAnsiTheme="majorHAnsi" w:cs="Tahoma" w:ascii="Tahoma" w:hAnsi="Tahoma"/>
       <w:i/>
       <w:bCs/>
       <w:color w:themeColor="accent1" w:val="4F81BD"/>
       <w:sz w:val="24"/>
       <w:szCs w:val="24"/>
+      <w:rtl/>
     </w:rPr>
   </w:style>
   <w:style w:styleId="Heading5" w:type="paragraph">
@@ -1831,13 +2081,16 @@
       <w:keepLines/>
       <w:spacing w:after="0" w:before="200"/>
       <w:outlineLvl w:val="4"/>
-    </w:pPr>
-    <w:rPr>
-      <w:rFonts w:asciiTheme="majorHAnsi" w:cstheme="majorBidi" w:eastAsiaTheme="majorEastAsia" w:hAnsiTheme="majorHAnsi"/>
+      <w:bidi/>
+      <w:jc w:val="right"/>
+    </w:pPr>
+    <w:rPr>
+      <w:rFonts w:asciiTheme="majorHAnsi" w:cstheme="majorBidi" w:eastAsiaTheme="majorEastAsia" w:hAnsiTheme="majorHAnsi" w:cs="Tahoma" w:ascii="Tahoma" w:hAnsi="Tahoma"/>
       <w:iCs/>
       <w:color w:themeColor="accent1" w:val="4F81BD"/>
       <w:sz w:val="24"/>
       <w:szCs w:val="24"/>
+      <w:rtl/>
     </w:rPr>
   </w:style>
   <w:style w:styleId="Heading6" w:type="paragraph">
@@ -1852,12 +2105,15 @@
       <w:keepLines/>
       <w:spacing w:after="0" w:before="200"/>
       <w:outlineLvl w:val="5"/>
-    </w:pPr>
-    <w:rPr>
-      <w:rFonts w:asciiTheme="majorHAnsi" w:cstheme="majorBidi" w:eastAsiaTheme="majorEastAsia" w:hAnsiTheme="majorHAnsi"/>
+      <w:bidi/>
+      <w:jc w:val="right"/>
+    </w:pPr>
+    <w:rPr>
+      <w:rFonts w:asciiTheme="majorHAnsi" w:cstheme="majorBidi" w:eastAsiaTheme="majorEastAsia" w:hAnsiTheme="majorHAnsi" w:cs="Tahoma" w:ascii="Tahoma" w:hAnsi="Tahoma"/>
       <w:color w:themeColor="accent1" w:val="4F81BD"/>
       <w:sz w:val="24"/>
       <w:szCs w:val="24"/>
+      <w:rtl/>
     </w:rPr>
   </w:style>
   <w:style w:styleId="Heading7" w:type="paragraph">
@@ -1872,12 +2128,15 @@
       <w:keepLines/>
       <w:spacing w:after="0" w:before="200"/>
       <w:outlineLvl w:val="6"/>
-    </w:pPr>
-    <w:rPr>
-      <w:rFonts w:asciiTheme="majorHAnsi" w:cstheme="majorBidi" w:eastAsiaTheme="majorEastAsia" w:hAnsiTheme="majorHAnsi"/>
+      <w:bidi/>
+      <w:jc w:val="right"/>
+    </w:pPr>
+    <w:rPr>
+      <w:rFonts w:asciiTheme="majorHAnsi" w:cstheme="majorBidi" w:eastAsiaTheme="majorEastAsia" w:hAnsiTheme="majorHAnsi" w:cs="Tahoma" w:ascii="Tahoma" w:hAnsi="Tahoma"/>
       <w:color w:themeColor="accent1" w:val="4F81BD"/>
       <w:sz w:val="24"/>
       <w:szCs w:val="24"/>
+      <w:rtl/>
     </w:rPr>
   </w:style>
   <w:style w:styleId="Heading8" w:type="paragraph">
@@ -1892,12 +2151,15 @@
       <w:keepLines/>
       <w:spacing w:after="0" w:before="200"/>
       <w:outlineLvl w:val="7"/>
-    </w:pPr>
-    <w:rPr>
-      <w:rFonts w:asciiTheme="majorHAnsi" w:cstheme="majorBidi" w:eastAsiaTheme="majorEastAsia" w:hAnsiTheme="majorHAnsi"/>
+      <w:bidi/>
+      <w:jc w:val="right"/>
+    </w:pPr>
+    <w:rPr>
+      <w:rFonts w:asciiTheme="majorHAnsi" w:cstheme="majorBidi" w:eastAsiaTheme="majorEastAsia" w:hAnsiTheme="majorHAnsi" w:cs="Tahoma" w:ascii="Tahoma" w:hAnsi="Tahoma"/>
       <w:color w:themeColor="accent1" w:val="4F81BD"/>
       <w:sz w:val="24"/>
       <w:szCs w:val="24"/>
+      <w:rtl/>
     </w:rPr>
   </w:style>
   <w:style w:styleId="Heading9" w:type="paragraph">
@@ -1912,12 +2174,15 @@
       <w:keepLines/>
       <w:spacing w:after="0" w:before="200"/>
       <w:outlineLvl w:val="8"/>
-    </w:pPr>
-    <w:rPr>
-      <w:rFonts w:asciiTheme="majorHAnsi" w:cstheme="majorBidi" w:eastAsiaTheme="majorEastAsia" w:hAnsiTheme="majorHAnsi"/>
+      <w:bidi/>
+      <w:jc w:val="right"/>
+    </w:pPr>
+    <w:rPr>
+      <w:rFonts w:asciiTheme="majorHAnsi" w:cstheme="majorBidi" w:eastAsiaTheme="majorEastAsia" w:hAnsiTheme="majorHAnsi" w:cs="Tahoma" w:ascii="Tahoma" w:hAnsi="Tahoma"/>
       <w:color w:themeColor="accent1" w:val="4F81BD"/>
       <w:sz w:val="24"/>
       <w:szCs w:val="24"/>
+      <w:rtl/>
     </w:rPr>
   </w:style>
   <w:style w:styleId="BlockText" w:type="paragraph">
@@ -1930,7 +2195,13 @@
     <w:pPr>
       <w:spacing w:after="100" w:before="100"/>
       <w:ind w:firstLine="0" w:left="480" w:right="480"/>
-    </w:pPr>
+      <w:bidi/>
+      <w:jc w:val="right"/>
+    </w:pPr>
+    <w:rPr>
+      <w:rFonts w:cs="Tahoma" w:ascii="Tahoma" w:hAnsi="Tahoma"/>
+      <w:rtl/>
+    </w:rPr>
   </w:style>
   <w:style w:styleId="FootnoteText" w:type="paragraph">
     <w:name w:val="Footnote Text"/>
@@ -1939,11 +2210,27 @@
     <w:uiPriority w:val="9"/>
     <w:unhideWhenUsed/>
     <w:qFormat/>
+    <w:pPr>
+      <w:bidi/>
+      <w:jc w:val="right"/>
+    </w:pPr>
+    <w:rPr>
+      <w:rFonts w:cs="Tahoma" w:ascii="Tahoma" w:hAnsi="Tahoma"/>
+      <w:rtl/>
+    </w:rPr>
   </w:style>
   <w:style w:default="1" w:styleId="DefaultParagraphFont" w:type="character">
     <w:name w:val="Default Paragraph Font"/>
     <w:semiHidden/>
     <w:unhideWhenUsed/>
+    <w:pPr>
+      <w:bidi/>
+      <w:jc w:val="right"/>
+    </w:pPr>
+    <w:rPr>
+      <w:rFonts w:cs="Tahoma" w:ascii="Tahoma" w:hAnsi="Tahoma"/>
+      <w:rtl/>
+    </w:rPr>
   </w:style>
   <w:style w:default="1" w:styleId="Table" w:type="table">
     <w:name w:val="Table"/>
@@ -1975,6 +2262,14 @@
         </w:tcBorders>
       </w:tcPr>
     </w:tblStylePr>
+    <w:pPr>
+      <w:bidi/>
+      <w:jc w:val="right"/>
+    </w:pPr>
+    <w:rPr>
+      <w:rFonts w:cs="Tahoma" w:ascii="Tahoma" w:hAnsi="Tahoma"/>
+      <w:rtl/>
+    </w:rPr>
   </w:style>
   <w:style w:customStyle="1" w:styleId="DefinitionTerm" w:type="paragraph">
     <w:name w:val="Definition Term"/>
@@ -1984,14 +2279,26 @@
       <w:keepNext/>
       <w:keepLines/>
       <w:spacing w:after="0"/>
-    </w:pPr>
-    <w:rPr>
+      <w:bidi/>
+      <w:jc w:val="right"/>
+    </w:pPr>
+    <w:rPr>
+      <w:rFonts w:cs="Tahoma" w:ascii="Tahoma" w:hAnsi="Tahoma"/>
       <w:b/>
+      <w:rtl/>
     </w:rPr>
   </w:style>
   <w:style w:customStyle="1" w:styleId="Definition" w:type="paragraph">
     <w:name w:val="Definition"/>
     <w:basedOn w:val="Normal"/>
+    <w:pPr>
+      <w:bidi/>
+      <w:jc w:val="right"/>
+    </w:pPr>
+    <w:rPr>
+      <w:rFonts w:cs="Tahoma" w:ascii="Tahoma" w:hAnsi="Tahoma"/>
+      <w:rtl/>
+    </w:rPr>
   </w:style>
   <w:style w:styleId="Caption" w:type="paragraph">
     <w:name w:val="Caption"/>
@@ -1999,9 +2306,13 @@
     <w:link w:val="BodyTextChar"/>
     <w:pPr>
       <w:spacing w:after="120" w:before="0"/>
-    </w:pPr>
-    <w:rPr>
+      <w:bidi/>
+      <w:jc w:val="right"/>
+    </w:pPr>
+    <w:rPr>
+      <w:rFonts w:cs="Tahoma" w:ascii="Tahoma" w:hAnsi="Tahoma"/>
       <w:i/>
+      <w:rtl/>
     </w:rPr>
   </w:style>
   <w:style w:customStyle="1" w:styleId="TableCaption" w:type="paragraph">
@@ -2009,53 +2320,114 @@
     <w:basedOn w:val="Caption"/>
     <w:pPr>
       <w:keepNext/>
-    </w:pPr>
+      <w:bidi/>
+      <w:jc w:val="right"/>
+    </w:pPr>
+    <w:rPr>
+      <w:rFonts w:cs="Tahoma" w:ascii="Tahoma" w:hAnsi="Tahoma"/>
+      <w:rtl/>
+    </w:rPr>
   </w:style>
   <w:style w:customStyle="1" w:styleId="ImageCaption" w:type="paragraph">
     <w:name w:val="Image Caption"/>
     <w:basedOn w:val="Caption"/>
+    <w:pPr>
+      <w:bidi/>
+      <w:jc w:val="right"/>
+    </w:pPr>
+    <w:rPr>
+      <w:rFonts w:cs="Tahoma" w:ascii="Tahoma" w:hAnsi="Tahoma"/>
+      <w:rtl/>
+    </w:rPr>
   </w:style>
   <w:style w:customStyle="1" w:styleId="Figure" w:type="paragraph">
     <w:name w:val="Figure"/>
     <w:basedOn w:val="Normal"/>
+    <w:pPr>
+      <w:bidi/>
+      <w:jc w:val="right"/>
+    </w:pPr>
+    <w:rPr>
+      <w:rFonts w:cs="Tahoma" w:ascii="Tahoma" w:hAnsi="Tahoma"/>
+      <w:rtl/>
+    </w:rPr>
   </w:style>
   <w:style w:customStyle="1" w:styleId="CaptionedFigure" w:type="paragraph">
     <w:name w:val="Captioned Figure"/>
     <w:basedOn w:val="Figure"/>
     <w:pPr>
       <w:keepNext/>
-    </w:pPr>
+      <w:bidi/>
+      <w:jc w:val="right"/>
+    </w:pPr>
+    <w:rPr>
+      <w:rFonts w:cs="Tahoma" w:ascii="Tahoma" w:hAnsi="Tahoma"/>
+      <w:rtl/>
+    </w:rPr>
   </w:style>
   <w:style w:customStyle="1" w:styleId="BodyTextChar" w:type="character">
     <w:name w:val="Body Text Char"/>
     <w:basedOn w:val="DefaultParagraphFont"/>
     <w:link w:val="BodyText"/>
+    <w:pPr>
+      <w:bidi/>
+      <w:jc w:val="right"/>
+    </w:pPr>
+    <w:rPr>
+      <w:rFonts w:cs="Tahoma" w:ascii="Tahoma" w:hAnsi="Tahoma"/>
+      <w:rtl/>
+    </w:rPr>
   </w:style>
   <w:style w:customStyle="1" w:styleId="VerbatimChar" w:type="character">
     <w:name w:val="Verbatim Char"/>
     <w:basedOn w:val="BodyTextChar"/>
     <w:rPr>
-      <w:rFonts w:ascii="Consolas" w:hAnsi="Consolas"/>
+      <w:rFonts w:ascii="Consolas" w:hAnsi="Tahoma" w:cs="Tahoma"/>
       <w:sz w:val="22"/>
-    </w:rPr>
+      <w:rtl/>
+    </w:rPr>
+    <w:pPr>
+      <w:bidi/>
+      <w:jc w:val="right"/>
+    </w:pPr>
   </w:style>
   <w:style w:customStyle="1" w:styleId="SectionNumber" w:type="character">
     <w:name w:val="Section Number"/>
     <w:basedOn w:val="BodyTextChar"/>
+    <w:pPr>
+      <w:bidi/>
+      <w:jc w:val="right"/>
+    </w:pPr>
+    <w:rPr>
+      <w:rFonts w:cs="Tahoma" w:ascii="Tahoma" w:hAnsi="Tahoma"/>
+      <w:rtl/>
+    </w:rPr>
   </w:style>
   <w:style w:styleId="FootnoteReference" w:type="character">
     <w:name w:val="Footnote Reference"/>
     <w:basedOn w:val="BodyTextChar"/>
     <w:rPr>
+      <w:rFonts w:cs="Tahoma" w:ascii="Tahoma" w:hAnsi="Tahoma"/>
       <w:vertAlign w:val="superscript"/>
-    </w:rPr>
+      <w:rtl/>
+    </w:rPr>
+    <w:pPr>
+      <w:bidi/>
+      <w:jc w:val="right"/>
+    </w:pPr>
   </w:style>
   <w:style w:styleId="Hyperlink" w:type="character">
     <w:name w:val="Hyperlink"/>
     <w:basedOn w:val="BodyTextChar"/>
     <w:rPr>
+      <w:rFonts w:cs="Tahoma" w:ascii="Tahoma" w:hAnsi="Tahoma"/>
       <w:color w:themeColor="accent1" w:val="4F81BD"/>
-    </w:rPr>
+      <w:rtl/>
+    </w:rPr>
+    <w:pPr>
+      <w:bidi/>
+      <w:jc w:val="right"/>
+    </w:pPr>
   </w:style>
   <w:style w:styleId="TOCHeading" w:type="paragraph">
     <w:name w:val="TOC Heading"/>
@@ -2067,12 +2439,15 @@
     <w:pPr>
       <w:spacing w:before="240" w:line="259" w:lineRule="auto"/>
       <w:outlineLvl w:val="9"/>
-    </w:pPr>
-    <w:rPr>
-      <w:rFonts w:asciiTheme="majorHAnsi" w:cstheme="majorBidi" w:eastAsiaTheme="majorEastAsia" w:hAnsiTheme="majorHAnsi"/>
+      <w:bidi/>
+      <w:jc w:val="right"/>
+    </w:pPr>
+    <w:rPr>
+      <w:rFonts w:asciiTheme="majorHAnsi" w:cstheme="majorBidi" w:eastAsiaTheme="majorEastAsia" w:hAnsiTheme="majorHAnsi" w:cs="Tahoma" w:ascii="Tahoma" w:hAnsi="Tahoma"/>
       <w:b w:val="0"/>
       <w:bCs w:val="0"/>
       <w:color w:themeColor="accent1" w:themeShade="BF" w:val="365F91"/>
+      <w:rtl/>
     </w:rPr>
   </w:style>
   <w:style w:type="paragraph" w:customStyle="1" w:styleId="SourceCode">
@@ -2081,233 +2456,428 @@
     <w:link w:val="VerbatimChar"/>
     <w:pPr>
       <w:wordWrap w:val="off"/>
-    </w:pPr>
+      <w:bidi/>
+      <w:jc w:val="right"/>
+    </w:pPr>
+    <w:rPr>
+      <w:rFonts w:cs="Tahoma" w:ascii="Tahoma" w:hAnsi="Tahoma"/>
+      <w:rtl/>
+    </w:rPr>
   </w:style>
   <w:style w:type="character" w:customStyle="1" w:styleId="KeywordTok">
     <w:name w:val="KeywordTok"/>
     <w:basedOn w:val="VerbatimChar"/>
     <w:rPr>
+      <w:rFonts w:cs="Tahoma" w:ascii="Tahoma" w:hAnsi="Tahoma"/>
       <w:color w:val="007020"/>
       <w:b/>
-    </w:rPr>
+      <w:rtl/>
+    </w:rPr>
+    <w:pPr>
+      <w:bidi/>
+      <w:jc w:val="right"/>
+    </w:pPr>
   </w:style>
   <w:style w:type="character" w:customStyle="1" w:styleId="DataTypeTok">
     <w:name w:val="DataTypeTok"/>
     <w:basedOn w:val="VerbatimChar"/>
     <w:rPr>
+      <w:rFonts w:cs="Tahoma" w:ascii="Tahoma" w:hAnsi="Tahoma"/>
       <w:color w:val="902000"/>
-    </w:rPr>
+      <w:rtl/>
+    </w:rPr>
+    <w:pPr>
+      <w:bidi/>
+      <w:jc w:val="right"/>
+    </w:pPr>
   </w:style>
   <w:style w:type="character" w:customStyle="1" w:styleId="DecValTok">
     <w:name w:val="DecValTok"/>
     <w:basedOn w:val="VerbatimChar"/>
     <w:rPr>
+      <w:rFonts w:cs="Tahoma" w:ascii="Tahoma" w:hAnsi="Tahoma"/>
       <w:color w:val="40a070"/>
-    </w:rPr>
+      <w:rtl/>
+    </w:rPr>
+    <w:pPr>
+      <w:bidi/>
+      <w:jc w:val="right"/>
+    </w:pPr>
   </w:style>
   <w:style w:type="character" w:customStyle="1" w:styleId="BaseNTok">
     <w:name w:val="BaseNTok"/>
     <w:basedOn w:val="VerbatimChar"/>
     <w:rPr>
+      <w:rFonts w:cs="Tahoma" w:ascii="Tahoma" w:hAnsi="Tahoma"/>
       <w:color w:val="40a070"/>
-    </w:rPr>
+      <w:rtl/>
+    </w:rPr>
+    <w:pPr>
+      <w:bidi/>
+      <w:jc w:val="right"/>
+    </w:pPr>
   </w:style>
   <w:style w:type="character" w:customStyle="1" w:styleId="FloatTok">
     <w:name w:val="FloatTok"/>
     <w:basedOn w:val="VerbatimChar"/>
     <w:rPr>
+      <w:rFonts w:cs="Tahoma" w:ascii="Tahoma" w:hAnsi="Tahoma"/>
       <w:color w:val="40a070"/>
-    </w:rPr>
+      <w:rtl/>
+    </w:rPr>
+    <w:pPr>
+      <w:bidi/>
+      <w:jc w:val="right"/>
+    </w:pPr>
   </w:style>
   <w:style w:type="character" w:customStyle="1" w:styleId="ConstantTok">
     <w:name w:val="ConstantTok"/>
     <w:basedOn w:val="VerbatimChar"/>
     <w:rPr>
+      <w:rFonts w:cs="Tahoma" w:ascii="Tahoma" w:hAnsi="Tahoma"/>
       <w:color w:val="880000"/>
-    </w:rPr>
+      <w:rtl/>
+    </w:rPr>
+    <w:pPr>
+      <w:bidi/>
+      <w:jc w:val="right"/>
+    </w:pPr>
   </w:style>
   <w:style w:type="character" w:customStyle="1" w:styleId="CharTok">
     <w:name w:val="CharTok"/>
     <w:basedOn w:val="VerbatimChar"/>
     <w:rPr>
+      <w:rFonts w:cs="Tahoma" w:ascii="Tahoma" w:hAnsi="Tahoma"/>
       <w:color w:val="4070a0"/>
-    </w:rPr>
+      <w:rtl/>
+    </w:rPr>
+    <w:pPr>
+      <w:bidi/>
+      <w:jc w:val="right"/>
+    </w:pPr>
   </w:style>
   <w:style w:type="character" w:customStyle="1" w:styleId="SpecialCharTok">
     <w:name w:val="SpecialCharTok"/>
     <w:basedOn w:val="VerbatimChar"/>
     <w:rPr>
+      <w:rFonts w:cs="Tahoma" w:ascii="Tahoma" w:hAnsi="Tahoma"/>
       <w:color w:val="4070a0"/>
-    </w:rPr>
+      <w:rtl/>
+    </w:rPr>
+    <w:pPr>
+      <w:bidi/>
+      <w:jc w:val="right"/>
+    </w:pPr>
   </w:style>
   <w:style w:type="character" w:customStyle="1" w:styleId="StringTok">
     <w:name w:val="StringTok"/>
     <w:basedOn w:val="VerbatimChar"/>
     <w:rPr>
+      <w:rFonts w:cs="Tahoma" w:ascii="Tahoma" w:hAnsi="Tahoma"/>
       <w:color w:val="4070a0"/>
-    </w:rPr>
+      <w:rtl/>
+    </w:rPr>
+    <w:pPr>
+      <w:bidi/>
+      <w:jc w:val="right"/>
+    </w:pPr>
   </w:style>
   <w:style w:type="character" w:customStyle="1" w:styleId="VerbatimStringTok">
     <w:name w:val="VerbatimStringTok"/>
     <w:basedOn w:val="VerbatimChar"/>
     <w:rPr>
+      <w:rFonts w:cs="Tahoma" w:ascii="Tahoma" w:hAnsi="Tahoma"/>
       <w:color w:val="4070a0"/>
-    </w:rPr>
+      <w:rtl/>
+    </w:rPr>
+    <w:pPr>
+      <w:bidi/>
+      <w:jc w:val="right"/>
+    </w:pPr>
   </w:style>
   <w:style w:type="character" w:customStyle="1" w:styleId="SpecialStringTok">
     <w:name w:val="SpecialStringTok"/>
     <w:basedOn w:val="VerbatimChar"/>
     <w:rPr>
+      <w:rFonts w:cs="Tahoma" w:ascii="Tahoma" w:hAnsi="Tahoma"/>
       <w:color w:val="bb6688"/>
-    </w:rPr>
+      <w:rtl/>
+    </w:rPr>
+    <w:pPr>
+      <w:bidi/>
+      <w:jc w:val="right"/>
+    </w:pPr>
   </w:style>
   <w:style w:type="character" w:customStyle="1" w:styleId="ImportTok">
     <w:name w:val="ImportTok"/>
     <w:basedOn w:val="VerbatimChar"/>
     <w:rPr>
+      <w:rFonts w:cs="Tahoma" w:ascii="Tahoma" w:hAnsi="Tahoma"/>
       <w:color w:val="008000"/>
       <w:b/>
-    </w:rPr>
+      <w:rtl/>
+    </w:rPr>
+    <w:pPr>
+      <w:bidi/>
+      <w:jc w:val="right"/>
+    </w:pPr>
   </w:style>
   <w:style w:type="character" w:customStyle="1" w:styleId="CommentTok">
     <w:name w:val="CommentTok"/>
     <w:basedOn w:val="VerbatimChar"/>
     <w:rPr>
+      <w:rFonts w:cs="Tahoma" w:ascii="Tahoma" w:hAnsi="Tahoma"/>
       <w:color w:val="60a0b0"/>
       <w:i/>
-    </w:rPr>
+      <w:rtl/>
+    </w:rPr>
+    <w:pPr>
+      <w:bidi/>
+      <w:jc w:val="right"/>
+    </w:pPr>
   </w:style>
   <w:style w:type="character" w:customStyle="1" w:styleId="DocumentationTok">
     <w:name w:val="DocumentationTok"/>
     <w:basedOn w:val="VerbatimChar"/>
     <w:rPr>
+      <w:rFonts w:cs="Tahoma" w:ascii="Tahoma" w:hAnsi="Tahoma"/>
       <w:color w:val="ba2121"/>
       <w:i/>
-    </w:rPr>
+      <w:rtl/>
+    </w:rPr>
+    <w:pPr>
+      <w:bidi/>
+      <w:jc w:val="right"/>
+    </w:pPr>
   </w:style>
   <w:style w:type="character" w:customStyle="1" w:styleId="AnnotationTok">
     <w:name w:val="AnnotationTok"/>
     <w:basedOn w:val="VerbatimChar"/>
     <w:rPr>
+      <w:rFonts w:cs="Tahoma" w:ascii="Tahoma" w:hAnsi="Tahoma"/>
       <w:color w:val="60a0b0"/>
       <w:b/>
       <w:i/>
-    </w:rPr>
+      <w:rtl/>
+    </w:rPr>
+    <w:pPr>
+      <w:bidi/>
+      <w:jc w:val="right"/>
+    </w:pPr>
   </w:style>
   <w:style w:type="character" w:customStyle="1" w:styleId="CommentVarTok">
     <w:name w:val="CommentVarTok"/>
     <w:basedOn w:val="VerbatimChar"/>
     <w:rPr>
+      <w:rFonts w:cs="Tahoma" w:ascii="Tahoma" w:hAnsi="Tahoma"/>
       <w:color w:val="60a0b0"/>
       <w:b/>
       <w:i/>
-    </w:rPr>
+      <w:rtl/>
+    </w:rPr>
+    <w:pPr>
+      <w:bidi/>
+      <w:jc w:val="right"/>
+    </w:pPr>
   </w:style>
   <w:style w:type="character" w:customStyle="1" w:styleId="OtherTok">
     <w:name w:val="OtherTok"/>
     <w:basedOn w:val="VerbatimChar"/>
     <w:rPr>
+      <w:rFonts w:cs="Tahoma" w:ascii="Tahoma" w:hAnsi="Tahoma"/>
       <w:color w:val="007020"/>
-    </w:rPr>
+      <w:rtl/>
+    </w:rPr>
+    <w:pPr>
+      <w:bidi/>
+      <w:jc w:val="right"/>
+    </w:pPr>
   </w:style>
   <w:style w:type="character" w:customStyle="1" w:styleId="FunctionTok">
     <w:name w:val="FunctionTok"/>
     <w:basedOn w:val="VerbatimChar"/>
     <w:rPr>
+      <w:rFonts w:cs="Tahoma" w:ascii="Tahoma" w:hAnsi="Tahoma"/>
       <w:color w:val="06287e"/>
-    </w:rPr>
+      <w:rtl/>
+    </w:rPr>
+    <w:pPr>
+      <w:bidi/>
+      <w:jc w:val="right"/>
+    </w:pPr>
   </w:style>
   <w:style w:type="character" w:customStyle="1" w:styleId="VariableTok">
     <w:name w:val="VariableTok"/>
     <w:basedOn w:val="VerbatimChar"/>
     <w:rPr>
+      <w:rFonts w:cs="Tahoma" w:ascii="Tahoma" w:hAnsi="Tahoma"/>
       <w:color w:val="19177c"/>
-    </w:rPr>
+      <w:rtl/>
+    </w:rPr>
+    <w:pPr>
+      <w:bidi/>
+      <w:jc w:val="right"/>
+    </w:pPr>
   </w:style>
   <w:style w:type="character" w:customStyle="1" w:styleId="ControlFlowTok">
     <w:name w:val="ControlFlowTok"/>
     <w:basedOn w:val="VerbatimChar"/>
     <w:rPr>
+      <w:rFonts w:cs="Tahoma" w:ascii="Tahoma" w:hAnsi="Tahoma"/>
       <w:color w:val="007020"/>
       <w:b/>
-    </w:rPr>
+      <w:rtl/>
+    </w:rPr>
+    <w:pPr>
+      <w:bidi/>
+      <w:jc w:val="right"/>
+    </w:pPr>
   </w:style>
   <w:style w:type="character" w:customStyle="1" w:styleId="OperatorTok">
     <w:name w:val="OperatorTok"/>
     <w:basedOn w:val="VerbatimChar"/>
     <w:rPr>
+      <w:rFonts w:cs="Tahoma" w:ascii="Tahoma" w:hAnsi="Tahoma"/>
       <w:color w:val="666666"/>
-    </w:rPr>
+      <w:rtl/>
+    </w:rPr>
+    <w:pPr>
+      <w:bidi/>
+      <w:jc w:val="right"/>
+    </w:pPr>
   </w:style>
   <w:style w:type="character" w:customStyle="1" w:styleId="BuiltInTok">
     <w:name w:val="BuiltInTok"/>
     <w:basedOn w:val="VerbatimChar"/>
     <w:rPr>
+      <w:rFonts w:cs="Tahoma" w:ascii="Tahoma" w:hAnsi="Tahoma"/>
       <w:color w:val="008000"/>
-    </w:rPr>
+      <w:rtl/>
+    </w:rPr>
+    <w:pPr>
+      <w:bidi/>
+      <w:jc w:val="right"/>
+    </w:pPr>
   </w:style>
   <w:style w:type="character" w:customStyle="1" w:styleId="ExtensionTok">
     <w:name w:val="ExtensionTok"/>
     <w:basedOn w:val="VerbatimChar"/>
-    <w:rPr/>
+    <w:rPr>
+      <w:rFonts w:cs="Tahoma" w:ascii="Tahoma" w:hAnsi="Tahoma"/>
+      <w:rtl/>
+    </w:rPr>
+    <w:pPr>
+      <w:bidi/>
+      <w:jc w:val="right"/>
+    </w:pPr>
   </w:style>
   <w:style w:type="character" w:customStyle="1" w:styleId="PreprocessorTok">
     <w:name w:val="PreprocessorTok"/>
     <w:basedOn w:val="VerbatimChar"/>
     <w:rPr>
+      <w:rFonts w:cs="Tahoma" w:ascii="Tahoma" w:hAnsi="Tahoma"/>
       <w:color w:val="bc7a00"/>
-    </w:rPr>
+      <w:rtl/>
+    </w:rPr>
+    <w:pPr>
+      <w:bidi/>
+      <w:jc w:val="right"/>
+    </w:pPr>
   </w:style>
   <w:style w:type="character" w:customStyle="1" w:styleId="AttributeTok">
     <w:name w:val="AttributeTok"/>
     <w:basedOn w:val="VerbatimChar"/>
     <w:rPr>
+      <w:rFonts w:cs="Tahoma" w:ascii="Tahoma" w:hAnsi="Tahoma"/>
       <w:color w:val="7d9029"/>
-    </w:rPr>
+      <w:rtl/>
+    </w:rPr>
+    <w:pPr>
+      <w:bidi/>
+      <w:jc w:val="right"/>
+    </w:pPr>
   </w:style>
   <w:style w:type="character" w:customStyle="1" w:styleId="RegionMarkerTok">
     <w:name w:val="RegionMarkerTok"/>
     <w:basedOn w:val="VerbatimChar"/>
-    <w:rPr/>
+    <w:rPr>
+      <w:rFonts w:cs="Tahoma" w:ascii="Tahoma" w:hAnsi="Tahoma"/>
+      <w:rtl/>
+    </w:rPr>
+    <w:pPr>
+      <w:bidi/>
+      <w:jc w:val="right"/>
+    </w:pPr>
   </w:style>
   <w:style w:type="character" w:customStyle="1" w:styleId="InformationTok">
     <w:name w:val="InformationTok"/>
     <w:basedOn w:val="VerbatimChar"/>
     <w:rPr>
+      <w:rFonts w:cs="Tahoma" w:ascii="Tahoma" w:hAnsi="Tahoma"/>
       <w:color w:val="60a0b0"/>
       <w:b/>
       <w:i/>
-    </w:rPr>
+      <w:rtl/>
+    </w:rPr>
+    <w:pPr>
+      <w:bidi/>
+      <w:jc w:val="right"/>
+    </w:pPr>
   </w:style>
   <w:style w:type="character" w:customStyle="1" w:styleId="WarningTok">
     <w:name w:val="WarningTok"/>
     <w:basedOn w:val="VerbatimChar"/>
     <w:rPr>
+      <w:rFonts w:cs="Tahoma" w:ascii="Tahoma" w:hAnsi="Tahoma"/>
       <w:color w:val="60a0b0"/>
       <w:b/>
       <w:i/>
-    </w:rPr>
+      <w:rtl/>
+    </w:rPr>
+    <w:pPr>
+      <w:bidi/>
+      <w:jc w:val="right"/>
+    </w:pPr>
   </w:style>
   <w:style w:type="character" w:customStyle="1" w:styleId="AlertTok">
     <w:name w:val="AlertTok"/>
     <w:basedOn w:val="VerbatimChar"/>
     <w:rPr>
+      <w:rFonts w:cs="Tahoma" w:ascii="Tahoma" w:hAnsi="Tahoma"/>
       <w:color w:val="ff0000"/>
       <w:b/>
-    </w:rPr>
+      <w:rtl/>
+    </w:rPr>
+    <w:pPr>
+      <w:bidi/>
+      <w:jc w:val="right"/>
+    </w:pPr>
   </w:style>
   <w:style w:type="character" w:customStyle="1" w:styleId="ErrorTok">
     <w:name w:val="ErrorTok"/>
     <w:basedOn w:val="VerbatimChar"/>
     <w:rPr>
+      <w:rFonts w:cs="Tahoma" w:ascii="Tahoma" w:hAnsi="Tahoma"/>
       <w:color w:val="ff0000"/>
       <w:b/>
-    </w:rPr>
+      <w:rtl/>
+    </w:rPr>
+    <w:pPr>
+      <w:bidi/>
+      <w:jc w:val="right"/>
+    </w:pPr>
   </w:style>
   <w:style w:type="character" w:customStyle="1" w:styleId="NormalTok">
     <w:name w:val="NormalTok"/>
     <w:basedOn w:val="VerbatimChar"/>
-    <w:rPr/>
+    <w:rPr>
+      <w:rFonts w:cs="Tahoma" w:ascii="Tahoma" w:hAnsi="Tahoma"/>
+      <w:rtl/>
+    </w:rPr>
+    <w:pPr>
+      <w:bidi/>
+      <w:jc w:val="right"/>
+    </w:pPr>
   </w:style>
 </w:styles>
 </file>
